--- a/public/chaqiruv-namuna.docx
+++ b/public/chaqiruv-namuna.docx
@@ -2,6 +2,11 @@
 <file path=word/document.xml><?xml version="1.0" encoding="utf-8"?>
 <w:document xmlns:wpc="http://schemas.microsoft.com/office/word/2010/wordprocessingCanvas" xmlns:cx="http://schemas.microsoft.com/office/drawing/2014/chartex" xmlns:cx1="http://schemas.microsoft.com/office/drawing/2015/9/8/chartex" xmlns:cx2="http://schemas.microsoft.com/office/drawing/2015/10/21/chartex" xmlns:cx3="http://schemas.microsoft.com/office/drawing/2016/5/9/chartex" xmlns:cx4="http://schemas.microsoft.com/office/drawing/2016/5/10/chartex" xmlns:cx5="http://schemas.microsoft.com/office/drawing/2016/5/11/chartex" xmlns:cx6="http://schemas.microsoft.com/office/drawing/2016/5/12/chartex" xmlns:cx7="http://schemas.microsoft.com/office/drawing/2016/5/13/chartex" xmlns:cx8="http://schemas.microsoft.com/office/drawing/2016/5/14/chartex" xmlns:mc="http://schemas.openxmlformats.org/markup-compatibility/2006" xmlns:aink="http://schemas.microsoft.com/office/drawing/2016/ink" xmlns:am3d="http://schemas.microsoft.com/office/drawing/2017/model3d" xmlns:o="urn:schemas-microsoft-com:office:office" xmlns:r="http://schemas.openxmlformats.org/officeDocument/2006/relationships" xmlns:m="http://schemas.openxmlformats.org/officeDocument/2006/math" xmlns:v="urn:schemas-microsoft-com:vml" xmlns:wp14="http://schemas.microsoft.com/office/word/2010/wordprocessingDrawing" xmlns:wp="http://schemas.openxmlformats.org/drawingml/2006/wordprocessingDrawing" xmlns:w10="urn:schemas-microsoft-com:office:word" xmlns:w="http://schemas.openxmlformats.org/wordprocessingml/2006/main" xmlns:w14="http://schemas.microsoft.com/office/word/2010/wordml" xmlns:w15="http://schemas.microsoft.com/office/word/2012/wordml" xmlns:w16cex="http://schemas.microsoft.com/office/word/2018/wordml/cex" xmlns:w16cid="http://schemas.microsoft.com/office/word/2016/wordml/cid" xmlns:w16="http://schemas.microsoft.com/office/word/2018/wordml" xmlns:w16sdtdh="http://schemas.microsoft.com/office/word/2020/wordml/sdtdatahash" xmlns:w16se="http://schemas.microsoft.com/office/word/2015/wordml/symex" xmlns:wpg="http://schemas.microsoft.com/office/word/2010/wordprocessingGroup" xmlns:wpi="http://schemas.microsoft.com/office/word/2010/wordprocessingInk" xmlns:wne="http://schemas.microsoft.com/office/word/2006/wordml" xmlns:wps="http://schemas.microsoft.com/office/word/2010/wordprocessingShape" mc:Ignorable="w14 w15 w16se w16cid w16 w16cex w16sdtdh wp14">
   <w:body>
+    <w:p>
+      <w:r>
+        <w:t>{#letters}</w:t>
+      </w:r>
+    </w:p>
     <w:p>
       <w:pPr>
         <w:rPr>
@@ -65,7 +70,7 @@
                   <pic:blipFill>
                     <a:blip r:embed="rId4" cstate="print">
                       <a:extLst>
-                        <a:ext uri="{28A0092B-C50C-407E-A947-70E740481C1C}">
+                        <a:ext uri="">
                           <a14:useLocalDpi xmlns:a14="http://schemas.microsoft.com/office/drawing/2010/main" val="0"/>
                         </a:ext>
                       </a:extLst>
@@ -460,37 +465,25 @@
           <w:szCs w:val="28"/>
           <w:lang w:val="en-US"/>
         </w:rPr>
-        <w:tab/>
-        <w:t>Ma’mun universiteti “</w:t>
-      </w:r>
-      <w:r>
-        <w:rPr>
-          <w:rFonts w:ascii="Times New Roman" w:hAnsi="Times New Roman" w:cs="Times New Roman"/>
-          <w:sz w:val="28"/>
-          <w:szCs w:val="28"/>
-          <w:lang w:val="en-US"/>
-        </w:rPr>
-        <w:t>{faculty_name}</w:t>
-      </w:r>
-      <w:r>
-        <w:rPr>
-          <w:rFonts w:ascii="Times New Roman" w:hAnsi="Times New Roman" w:cs="Times New Roman"/>
-          <w:sz w:val="28"/>
-          <w:szCs w:val="28"/>
-          <w:lang w:val="en-US"/>
-        </w:rPr>
-        <w:t>” fakulteti</w:t>
-      </w:r>
-      <w:r>
-        <w:rPr>
-          <w:rFonts w:ascii="Times New Roman" w:hAnsi="Times New Roman" w:cs="Times New Roman"/>
-          <w:sz w:val="28"/>
-          <w:szCs w:val="28"/>
-          <w:lang w:val="en-US"/>
-        </w:rPr>
-        <w:t xml:space="preserve"> </w:t>
-      </w:r>
-      <w:r>
+        <w:t xml:space="preserve">Ma’mun universiteti “{faculty_name}” fakulteti {specialization_code} – {specialization} yo‘nalishi sirtqi ta’lim shakli quyidagi talabalariga {cours} o‘quv mashg‘ulotlari va attestatsiya sinovlarida ishtirok etish uchun {duration}gacha ish haqi saqlangan holda qo‘shimcha ta’til berishingizni so‘raymiz. (manzil: {address}, soat {study_time} da )  </w:t>
+      </w:r>
+    </w:p>
+    <w:p>
+      <w:pPr>
+        <w:spacing w:after="0"/>
+        <w:jc w:val="both"/>
+        <w:rPr>
+          <w:rFonts w:ascii="Times New Roman" w:hAnsi="Times New Roman" w:cs="Times New Roman"/>
+          <w:sz w:val="14"/>
+          <w:szCs w:val="14"/>
+          <w:lang w:val="en-US"/>
+        </w:rPr>
+      </w:pPr>
+    </w:p>
+    <w:p>
+      <w:pPr>
+        <w:spacing w:after="0"/>
+        <w:jc w:val="center"/>
         <w:rPr>
           <w:rFonts w:ascii="Times New Roman" w:hAnsi="Times New Roman" w:cs="Times New Roman"/>
           <w:b/>
@@ -498,8 +491,7 @@
           <w:szCs w:val="28"/>
           <w:lang w:val="en-US"/>
         </w:rPr>
-        <w:t>{</w:t>
-      </w:r>
+      </w:pPr>
       <w:r>
         <w:rPr>
           <w:rFonts w:ascii="Times New Roman" w:hAnsi="Times New Roman" w:cs="Times New Roman"/>
@@ -508,401 +500,7 @@
           <w:szCs w:val="28"/>
           <w:lang w:val="en-US"/>
         </w:rPr>
-        <w:t>specialization</w:t>
-      </w:r>
-      <w:r>
-        <w:rPr>
-          <w:rFonts w:ascii="Times New Roman" w:hAnsi="Times New Roman" w:cs="Times New Roman"/>
-          <w:b/>
-          <w:sz w:val="28"/>
-          <w:szCs w:val="28"/>
-          <w:lang w:val="en-US"/>
-        </w:rPr>
-        <w:t xml:space="preserve">_code} </w:t>
-      </w:r>
-      <w:r>
-        <w:rPr>
-          <w:rFonts w:ascii="Times New Roman" w:hAnsi="Times New Roman" w:cs="Times New Roman"/>
-          <w:b/>
-          <w:sz w:val="28"/>
-          <w:szCs w:val="28"/>
-          <w:lang w:val="en-US"/>
-        </w:rPr>
-        <w:t>–</w:t>
-      </w:r>
-      <w:r>
-        <w:rPr>
-          <w:rFonts w:ascii="Times New Roman" w:hAnsi="Times New Roman" w:cs="Times New Roman"/>
-          <w:b/>
-          <w:sz w:val="28"/>
-          <w:szCs w:val="28"/>
-          <w:lang w:val="en-US"/>
-        </w:rPr>
-        <w:t xml:space="preserve"> {</w:t>
-      </w:r>
-      <w:r>
-        <w:rPr>
-          <w:rFonts w:ascii="Times New Roman" w:hAnsi="Times New Roman" w:cs="Times New Roman"/>
-          <w:b/>
-          <w:sz w:val="28"/>
-          <w:szCs w:val="28"/>
-          <w:lang w:val="en-US"/>
-        </w:rPr>
-        <w:t>specialization</w:t>
-      </w:r>
-      <w:r>
-        <w:rPr>
-          <w:rFonts w:ascii="Times New Roman" w:hAnsi="Times New Roman" w:cs="Times New Roman"/>
-          <w:b/>
-          <w:sz w:val="28"/>
-          <w:szCs w:val="28"/>
-          <w:lang w:val="en-US"/>
-        </w:rPr>
-        <w:t xml:space="preserve">} </w:t>
-      </w:r>
-      <w:r>
-        <w:rPr>
-          <w:rFonts w:ascii="Times New Roman" w:hAnsi="Times New Roman" w:cs="Times New Roman"/>
-          <w:sz w:val="28"/>
-          <w:szCs w:val="28"/>
-          <w:lang w:val="en-US"/>
-        </w:rPr>
-        <w:t>yo‘nalishi</w:t>
-      </w:r>
-      <w:r>
-        <w:rPr>
-          <w:rFonts w:ascii="Times New Roman" w:hAnsi="Times New Roman" w:cs="Times New Roman"/>
-          <w:b/>
-          <w:sz w:val="28"/>
-          <w:szCs w:val="28"/>
-          <w:lang w:val="en-US"/>
-        </w:rPr>
-        <w:t xml:space="preserve"> </w:t>
-      </w:r>
-      <w:r>
-        <w:rPr>
-          <w:rFonts w:ascii="Times New Roman" w:hAnsi="Times New Roman" w:cs="Times New Roman"/>
-          <w:sz w:val="28"/>
-          <w:szCs w:val="28"/>
-          <w:lang w:val="en-US"/>
-        </w:rPr>
-        <w:t xml:space="preserve">sirtqi ta’lim shakli quyidagi talabalariga </w:t>
-      </w:r>
-      <w:r>
-        <w:rPr>
-          <w:rFonts w:ascii="Times New Roman" w:hAnsi="Times New Roman" w:cs="Times New Roman"/>
-          <w:sz w:val="28"/>
-          <w:szCs w:val="28"/>
-          <w:lang w:val="en-US"/>
-        </w:rPr>
-        <w:t xml:space="preserve">{cours} </w:t>
-      </w:r>
-      <w:r>
-        <w:rPr>
-          <w:rFonts w:ascii="Times New Roman" w:hAnsi="Times New Roman" w:cs="Times New Roman"/>
-          <w:sz w:val="28"/>
-          <w:szCs w:val="28"/>
-          <w:lang w:val="en-US"/>
-        </w:rPr>
-        <w:t xml:space="preserve">o‘quv mashg‘ulotlari va attestatsiya sinovlarida ishtirok etish uchun </w:t>
-      </w:r>
-      <w:r>
-        <w:rPr>
-          <w:rFonts w:ascii="Times New Roman" w:hAnsi="Times New Roman" w:cs="Times New Roman"/>
-          <w:sz w:val="28"/>
-          <w:szCs w:val="28"/>
-          <w:lang w:val="de-DE"/>
-        </w:rPr>
-        <w:t>{</w:t>
-      </w:r>
-      <w:r>
-        <w:rPr>
-          <w:rFonts w:ascii="Times New Roman" w:hAnsi="Times New Roman" w:cs="Times New Roman"/>
-          <w:sz w:val="28"/>
-          <w:szCs w:val="28"/>
-          <w:lang w:val="de-DE"/>
-        </w:rPr>
-        <w:t>duration</w:t>
-      </w:r>
-      <w:r>
-        <w:rPr>
-          <w:rFonts w:ascii="Times New Roman" w:hAnsi="Times New Roman" w:cs="Times New Roman"/>
-          <w:sz w:val="28"/>
-          <w:szCs w:val="28"/>
-          <w:lang w:val="de-DE"/>
-        </w:rPr>
-        <w:t>}</w:t>
-      </w:r>
-      <w:r>
-        <w:rPr>
-          <w:rFonts w:ascii="Times New Roman" w:hAnsi="Times New Roman" w:cs="Times New Roman"/>
-          <w:sz w:val="28"/>
-          <w:szCs w:val="28"/>
-          <w:lang w:val="uz-Cyrl-UZ"/>
-        </w:rPr>
-        <w:t>gacha</w:t>
-      </w:r>
-      <w:r>
-        <w:rPr>
-          <w:rFonts w:ascii="Times New Roman" w:hAnsi="Times New Roman" w:cs="Times New Roman"/>
-          <w:sz w:val="28"/>
-          <w:szCs w:val="28"/>
-          <w:lang w:val="en-US"/>
-        </w:rPr>
-        <w:t xml:space="preserve"> ish haqi saqlangan holda qo‘shimcha ta’til berishingizni so‘raymiz.</w:t>
-      </w:r>
-      <w:r>
-        <w:rPr>
-          <w:rFonts w:ascii="Times New Roman" w:hAnsi="Times New Roman" w:cs="Times New Roman"/>
-          <w:color w:val="000000" w:themeColor="text1"/>
-          <w:sz w:val="28"/>
-          <w:szCs w:val="28"/>
-          <w:lang w:val="uz-Cyrl-UZ"/>
-        </w:rPr>
-        <w:t xml:space="preserve"> (</w:t>
-      </w:r>
-      <w:r>
-        <w:rPr>
-          <w:rFonts w:ascii="Times New Roman" w:hAnsi="Times New Roman" w:cs="Times New Roman"/>
-          <w:color w:val="000000" w:themeColor="text1"/>
-          <w:sz w:val="28"/>
-          <w:szCs w:val="28"/>
-          <w:lang w:val="de-DE"/>
-        </w:rPr>
-        <w:t>manzil:</w:t>
-      </w:r>
-      <w:r>
-        <w:rPr>
-          <w:rFonts w:ascii="Times New Roman" w:hAnsi="Times New Roman" w:cs="Times New Roman"/>
-          <w:color w:val="000000" w:themeColor="text1"/>
-          <w:sz w:val="28"/>
-          <w:szCs w:val="28"/>
-          <w:lang w:val="de-DE"/>
-        </w:rPr>
-        <w:t xml:space="preserve"> </w:t>
-      </w:r>
-      <w:r>
-        <w:rPr>
-          <w:rFonts w:ascii="Times New Roman" w:hAnsi="Times New Roman" w:cs="Times New Roman"/>
-          <w:color w:val="000000" w:themeColor="text1"/>
-          <w:sz w:val="28"/>
-          <w:szCs w:val="28"/>
-          <w:lang w:val="en-US"/>
-        </w:rPr>
-        <w:t>{</w:t>
-      </w:r>
-      <w:r>
-        <w:rPr>
-          <w:rFonts w:ascii="Times New Roman" w:hAnsi="Times New Roman" w:cs="Times New Roman"/>
-          <w:color w:val="000000" w:themeColor="text1"/>
-          <w:sz w:val="28"/>
-          <w:szCs w:val="28"/>
-          <w:lang w:val="en-US"/>
-        </w:rPr>
-        <w:t>address</w:t>
-      </w:r>
-      <w:r>
-        <w:rPr>
-          <w:rFonts w:ascii="Times New Roman" w:hAnsi="Times New Roman" w:cs="Times New Roman"/>
-          <w:color w:val="000000" w:themeColor="text1"/>
-          <w:sz w:val="28"/>
-          <w:szCs w:val="28"/>
-          <w:lang w:val="en-US"/>
-        </w:rPr>
-        <w:t>}</w:t>
-      </w:r>
-      <w:r>
-        <w:rPr>
-          <w:rFonts w:ascii="Times New Roman" w:hAnsi="Times New Roman" w:cs="Times New Roman"/>
-          <w:color w:val="000000" w:themeColor="text1"/>
-          <w:sz w:val="28"/>
-          <w:szCs w:val="28"/>
-          <w:lang w:val="en-US"/>
-        </w:rPr>
-        <w:t xml:space="preserve">, soat </w:t>
-      </w:r>
-      <w:r>
-        <w:rPr>
-          <w:rFonts w:ascii="Times New Roman" w:hAnsi="Times New Roman" w:cs="Times New Roman"/>
-          <w:color w:val="000000" w:themeColor="text1"/>
-          <w:sz w:val="28"/>
-          <w:szCs w:val="28"/>
-          <w:lang w:val="en-US"/>
-        </w:rPr>
-        <w:t>{</w:t>
-      </w:r>
-      <w:r>
-        <w:rPr>
-          <w:rFonts w:ascii="Times New Roman" w:hAnsi="Times New Roman" w:cs="Times New Roman"/>
-          <w:color w:val="000000" w:themeColor="text1"/>
-          <w:sz w:val="28"/>
-          <w:szCs w:val="28"/>
-          <w:lang w:val="en-US"/>
-        </w:rPr>
-        <w:t>study</w:t>
-      </w:r>
-      <w:r>
-        <w:rPr>
-          <w:rFonts w:ascii="Times New Roman" w:hAnsi="Times New Roman" w:cs="Times New Roman"/>
-          <w:color w:val="000000" w:themeColor="text1"/>
-          <w:sz w:val="28"/>
-          <w:szCs w:val="28"/>
-          <w:lang w:val="en-US"/>
-        </w:rPr>
-        <w:t>_</w:t>
-      </w:r>
-      <w:r>
-        <w:rPr>
-          <w:rFonts w:ascii="Times New Roman" w:hAnsi="Times New Roman" w:cs="Times New Roman"/>
-          <w:color w:val="000000" w:themeColor="text1"/>
-          <w:sz w:val="28"/>
-          <w:szCs w:val="28"/>
-          <w:lang w:val="en-US"/>
-        </w:rPr>
-        <w:t>time</w:t>
-      </w:r>
-      <w:r>
-        <w:rPr>
-          <w:rFonts w:ascii="Times New Roman" w:hAnsi="Times New Roman" w:cs="Times New Roman"/>
-          <w:color w:val="000000" w:themeColor="text1"/>
-          <w:sz w:val="28"/>
-          <w:szCs w:val="28"/>
-          <w:lang w:val="en-US"/>
-        </w:rPr>
-        <w:t xml:space="preserve">} </w:t>
-      </w:r>
-      <w:r>
-        <w:rPr>
-          <w:rFonts w:ascii="Times New Roman" w:hAnsi="Times New Roman" w:cs="Times New Roman"/>
-          <w:color w:val="000000" w:themeColor="text1"/>
-          <w:sz w:val="28"/>
-          <w:szCs w:val="28"/>
-          <w:lang w:val="en-US"/>
-        </w:rPr>
-        <w:t xml:space="preserve">da </w:t>
-      </w:r>
-      <w:r>
-        <w:rPr>
-          <w:rFonts w:ascii="Times New Roman" w:hAnsi="Times New Roman" w:cs="Times New Roman"/>
-          <w:sz w:val="28"/>
-          <w:szCs w:val="28"/>
-          <w:lang w:val="de-DE"/>
-        </w:rPr>
-        <w:t>)</w:t>
-      </w:r>
-      <w:r>
-        <w:rPr>
-          <w:rFonts w:ascii="Times New Roman" w:hAnsi="Times New Roman" w:cs="Times New Roman"/>
-          <w:sz w:val="28"/>
-          <w:szCs w:val="28"/>
-          <w:lang w:val="en-US"/>
-        </w:rPr>
-        <w:t xml:space="preserve">  </w:t>
-      </w:r>
-    </w:p>
-    <w:p>
-      <w:pPr>
-        <w:spacing w:after="0"/>
-        <w:jc w:val="both"/>
-        <w:rPr>
-          <w:rFonts w:ascii="Times New Roman" w:hAnsi="Times New Roman" w:cs="Times New Roman"/>
-          <w:sz w:val="14"/>
-          <w:szCs w:val="14"/>
-          <w:lang w:val="en-US"/>
-        </w:rPr>
-      </w:pPr>
-    </w:p>
-    <w:p>
-      <w:pPr>
-        <w:spacing w:after="0"/>
-        <w:jc w:val="center"/>
-        <w:rPr>
-          <w:rFonts w:ascii="Times New Roman" w:hAnsi="Times New Roman" w:cs="Times New Roman"/>
-          <w:b/>
-          <w:sz w:val="28"/>
-          <w:szCs w:val="28"/>
-          <w:lang w:val="en-US"/>
-        </w:rPr>
-      </w:pPr>
-      <w:r>
-        <w:rPr>
-          <w:rFonts w:ascii="Times New Roman" w:hAnsi="Times New Roman" w:cs="Times New Roman"/>
-          <w:b/>
-          <w:sz w:val="28"/>
-          <w:szCs w:val="28"/>
-          <w:lang w:val="en-US"/>
-        </w:rPr>
-        <w:t>{</w:t>
-      </w:r>
-      <w:r>
-        <w:rPr>
-          <w:rFonts w:ascii="Times New Roman" w:hAnsi="Times New Roman" w:cs="Times New Roman"/>
-          <w:b/>
-          <w:sz w:val="28"/>
-          <w:szCs w:val="28"/>
-          <w:lang w:val="en-US"/>
-        </w:rPr>
-        <w:t>specialization</w:t>
-      </w:r>
-      <w:r>
-        <w:rPr>
-          <w:rFonts w:ascii="Times New Roman" w:hAnsi="Times New Roman" w:cs="Times New Roman"/>
-          <w:b/>
-          <w:sz w:val="28"/>
-          <w:szCs w:val="28"/>
-          <w:lang w:val="en-US"/>
-        </w:rPr>
-        <w:t xml:space="preserve">_code} </w:t>
-      </w:r>
-      <w:r>
-        <w:rPr>
-          <w:rFonts w:ascii="Times New Roman" w:hAnsi="Times New Roman" w:cs="Times New Roman"/>
-          <w:b/>
-          <w:sz w:val="28"/>
-          <w:szCs w:val="28"/>
-          <w:lang w:val="en-US"/>
-        </w:rPr>
-        <w:t>–</w:t>
-      </w:r>
-      <w:r>
-        <w:rPr>
-          <w:rFonts w:ascii="Times New Roman" w:hAnsi="Times New Roman" w:cs="Times New Roman"/>
-          <w:b/>
-          <w:sz w:val="28"/>
-          <w:szCs w:val="28"/>
-          <w:lang w:val="en-US"/>
-        </w:rPr>
-        <w:t xml:space="preserve"> {</w:t>
-      </w:r>
-      <w:r>
-        <w:rPr>
-          <w:rFonts w:ascii="Times New Roman" w:hAnsi="Times New Roman" w:cs="Times New Roman"/>
-          <w:b/>
-          <w:sz w:val="28"/>
-          <w:szCs w:val="28"/>
-          <w:lang w:val="en-US"/>
-        </w:rPr>
-        <w:t>specialization</w:t>
-      </w:r>
-      <w:r>
-        <w:rPr>
-          <w:rFonts w:ascii="Times New Roman" w:hAnsi="Times New Roman" w:cs="Times New Roman"/>
-          <w:b/>
-          <w:sz w:val="28"/>
-          <w:szCs w:val="28"/>
-          <w:lang w:val="en-US"/>
-        </w:rPr>
-        <w:t>}</w:t>
-      </w:r>
-      <w:r>
-        <w:rPr>
-          <w:rFonts w:ascii="Times New Roman" w:hAnsi="Times New Roman" w:cs="Times New Roman"/>
-          <w:b/>
-          <w:sz w:val="28"/>
-          <w:szCs w:val="28"/>
-          <w:lang w:val="en-US"/>
-        </w:rPr>
-        <w:t xml:space="preserve"> {group_name}</w:t>
+        <w:t xml:space="preserve">{specialization_code} – {specialization} {group_name}</w:t>
       </w:r>
     </w:p>
     <w:p>
@@ -1074,7 +672,7 @@
                 <w:szCs w:val="26"/>
                 <w:lang w:eastAsia="ru-RU"/>
               </w:rPr>
-              <w:t>1</w:t>
+              <w:t xml:space="preserve">{#students}{index}</w:t>
             </w:r>
           </w:p>
         </w:tc>
@@ -1108,7 +706,7 @@
                 <w:color w:val="000000"/>
                 <w:lang w:val="en-US" w:eastAsia="zh-CN" w:bidi="ar"/>
               </w:rPr>
-              <w:t>{hemis_id}</w:t>
+              <w:t xml:space="preserve">{hemis_id}</w:t>
             </w:r>
           </w:p>
         </w:tc>
@@ -1141,223 +739,7 @@
                 <w:color w:val="000000"/>
                 <w:lang w:val="en-US" w:eastAsia="zh-CN" w:bidi="ar"/>
               </w:rPr>
-              <w:t>{student_name}</w:t>
-            </w:r>
-          </w:p>
-        </w:tc>
-      </w:tr>
-      <w:tr>
-        <w:trPr>
-          <w:trHeight w:val="303"/>
-        </w:trPr>
-        <w:tc>
-          <w:tcPr>
-            <w:tcW w:w="704" w:type="dxa"/>
-            <w:tcBorders>
-              <w:top w:val="single" w:sz="4" w:space="0" w:color="auto"/>
-              <w:left w:val="single" w:sz="4" w:space="0" w:color="auto"/>
-              <w:bottom w:val="single" w:sz="4" w:space="0" w:color="auto"/>
-              <w:right w:val="single" w:sz="4" w:space="0" w:color="auto"/>
-            </w:tcBorders>
-            <w:noWrap/>
-            <w:vAlign w:val="bottom"/>
-          </w:tcPr>
-          <w:p>
-            <w:pPr>
-              <w:spacing w:after="0" w:line="240" w:lineRule="auto"/>
-              <w:jc w:val="center"/>
-              <w:rPr>
-                <w:rFonts w:ascii="Times New Roman" w:eastAsia="Times New Roman" w:hAnsi="Times New Roman" w:cs="Times New Roman"/>
-                <w:color w:val="000000"/>
-                <w:sz w:val="26"/>
-                <w:szCs w:val="26"/>
-                <w:lang w:val="en-US" w:eastAsia="ru-RU"/>
-              </w:rPr>
-            </w:pPr>
-            <w:r>
-              <w:rPr>
-                <w:rFonts w:ascii="Times New Roman" w:eastAsia="Times New Roman" w:hAnsi="Times New Roman" w:cs="Times New Roman"/>
-                <w:color w:val="000000"/>
-                <w:sz w:val="26"/>
-                <w:szCs w:val="26"/>
-                <w:lang w:val="en-US" w:eastAsia="ru-RU"/>
-              </w:rPr>
-              <w:t>2</w:t>
-            </w:r>
-          </w:p>
-        </w:tc>
-        <w:tc>
-          <w:tcPr>
-            <w:tcW w:w="1985" w:type="dxa"/>
-            <w:tcBorders>
-              <w:top w:val="single" w:sz="4" w:space="0" w:color="auto"/>
-              <w:left w:val="nil"/>
-              <w:bottom w:val="single" w:sz="4" w:space="0" w:color="auto"/>
-              <w:right w:val="single" w:sz="4" w:space="0" w:color="auto"/>
-            </w:tcBorders>
-            <w:noWrap/>
-            <w:vAlign w:val="bottom"/>
-          </w:tcPr>
-          <w:p>
-            <w:pPr>
-              <w:spacing w:after="0"/>
-              <w:textAlignment w:val="bottom"/>
-              <w:rPr>
-                <w:rFonts w:ascii="Times New Roman" w:eastAsia="Times New Roman" w:hAnsi="Times New Roman" w:cs="Times New Roman"/>
-                <w:color w:val="000000"/>
-                <w:sz w:val="26"/>
-                <w:szCs w:val="26"/>
-                <w:lang w:val="en-US" w:eastAsia="ru-RU"/>
-              </w:rPr>
-            </w:pPr>
-            <w:r>
-              <w:rPr>
-                <w:rFonts w:ascii="Times New Roman" w:eastAsia="SimSun" w:hAnsi="Times New Roman" w:cs="Times New Roman"/>
-                <w:color w:val="000000"/>
-                <w:lang w:val="en-US" w:eastAsia="zh-CN" w:bidi="ar"/>
-              </w:rPr>
-              <w:t>{hemis_id}</w:t>
-            </w:r>
-          </w:p>
-        </w:tc>
-        <w:tc>
-          <w:tcPr>
-            <w:tcW w:w="7512" w:type="dxa"/>
-            <w:tcBorders>
-              <w:top w:val="single" w:sz="4" w:space="0" w:color="auto"/>
-              <w:left w:val="nil"/>
-              <w:bottom w:val="single" w:sz="4" w:space="0" w:color="auto"/>
-              <w:right w:val="single" w:sz="4" w:space="0" w:color="auto"/>
-            </w:tcBorders>
-            <w:vAlign w:val="bottom"/>
-          </w:tcPr>
-          <w:p>
-            <w:pPr>
-              <w:spacing w:after="0"/>
-              <w:textAlignment w:val="bottom"/>
-              <w:rPr>
-                <w:rFonts w:ascii="Times New Roman" w:eastAsia="Times New Roman" w:hAnsi="Times New Roman" w:cs="Times New Roman"/>
-                <w:color w:val="000000"/>
-                <w:sz w:val="26"/>
-                <w:szCs w:val="26"/>
-                <w:lang w:eastAsia="ru-RU"/>
-              </w:rPr>
-            </w:pPr>
-            <w:r>
-              <w:rPr>
-                <w:rFonts w:ascii="Times New Roman" w:eastAsia="SimSun" w:hAnsi="Times New Roman" w:cs="Times New Roman"/>
-                <w:color w:val="000000"/>
-                <w:lang w:val="en-US" w:eastAsia="zh-CN" w:bidi="ar"/>
-              </w:rPr>
-              <w:t>{student_name}</w:t>
-            </w:r>
-          </w:p>
-        </w:tc>
-      </w:tr>
-      <w:tr>
-        <w:trPr>
-          <w:trHeight w:val="303"/>
-        </w:trPr>
-        <w:tc>
-          <w:tcPr>
-            <w:tcW w:w="704" w:type="dxa"/>
-            <w:tcBorders>
-              <w:top w:val="single" w:sz="4" w:space="0" w:color="auto"/>
-              <w:left w:val="single" w:sz="4" w:space="0" w:color="auto"/>
-              <w:bottom w:val="single" w:sz="4" w:space="0" w:color="auto"/>
-              <w:right w:val="single" w:sz="4" w:space="0" w:color="auto"/>
-            </w:tcBorders>
-            <w:noWrap/>
-            <w:vAlign w:val="bottom"/>
-          </w:tcPr>
-          <w:p>
-            <w:pPr>
-              <w:spacing w:after="0" w:line="240" w:lineRule="auto"/>
-              <w:jc w:val="center"/>
-              <w:rPr>
-                <w:rFonts w:ascii="Times New Roman" w:eastAsia="Times New Roman" w:hAnsi="Times New Roman" w:cs="Times New Roman"/>
-                <w:color w:val="000000"/>
-                <w:sz w:val="26"/>
-                <w:szCs w:val="26"/>
-                <w:lang w:val="en-US" w:eastAsia="ru-RU"/>
-              </w:rPr>
-            </w:pPr>
-            <w:r>
-              <w:rPr>
-                <w:rFonts w:ascii="Times New Roman" w:eastAsia="Times New Roman" w:hAnsi="Times New Roman" w:cs="Times New Roman"/>
-                <w:color w:val="000000"/>
-                <w:sz w:val="26"/>
-                <w:szCs w:val="26"/>
-                <w:lang w:val="en-US" w:eastAsia="ru-RU"/>
-              </w:rPr>
-              <w:t>3</w:t>
-            </w:r>
-          </w:p>
-        </w:tc>
-        <w:tc>
-          <w:tcPr>
-            <w:tcW w:w="1985" w:type="dxa"/>
-            <w:tcBorders>
-              <w:top w:val="single" w:sz="4" w:space="0" w:color="auto"/>
-              <w:left w:val="nil"/>
-              <w:bottom w:val="single" w:sz="4" w:space="0" w:color="auto"/>
-              <w:right w:val="single" w:sz="4" w:space="0" w:color="auto"/>
-            </w:tcBorders>
-            <w:noWrap/>
-            <w:vAlign w:val="bottom"/>
-          </w:tcPr>
-          <w:p>
-            <w:pPr>
-              <w:spacing w:after="0"/>
-              <w:textAlignment w:val="bottom"/>
-              <w:rPr>
-                <w:rFonts w:ascii="Times New Roman" w:eastAsia="Times New Roman" w:hAnsi="Times New Roman" w:cs="Times New Roman"/>
-                <w:color w:val="000000"/>
-                <w:sz w:val="26"/>
-                <w:szCs w:val="26"/>
-                <w:lang w:val="en-US" w:eastAsia="ru-RU"/>
-              </w:rPr>
-            </w:pPr>
-            <w:r>
-              <w:rPr>
-                <w:rFonts w:ascii="Times New Roman" w:eastAsia="SimSun" w:hAnsi="Times New Roman" w:cs="Times New Roman"/>
-                <w:color w:val="000000"/>
-                <w:lang w:val="en-US" w:eastAsia="zh-CN" w:bidi="ar"/>
-              </w:rPr>
-              <w:t>{hemis_id}</w:t>
-            </w:r>
-          </w:p>
-        </w:tc>
-        <w:tc>
-          <w:tcPr>
-            <w:tcW w:w="7512" w:type="dxa"/>
-            <w:tcBorders>
-              <w:top w:val="single" w:sz="4" w:space="0" w:color="auto"/>
-              <w:left w:val="nil"/>
-              <w:bottom w:val="single" w:sz="4" w:space="0" w:color="auto"/>
-              <w:right w:val="single" w:sz="4" w:space="0" w:color="auto"/>
-            </w:tcBorders>
-            <w:vAlign w:val="bottom"/>
-          </w:tcPr>
-          <w:p>
-            <w:pPr>
-              <w:spacing w:after="0"/>
-              <w:textAlignment w:val="bottom"/>
-              <w:rPr>
-                <w:rFonts w:ascii="Times New Roman" w:eastAsia="Times New Roman" w:hAnsi="Times New Roman" w:cs="Times New Roman"/>
-                <w:color w:val="000000"/>
-                <w:sz w:val="26"/>
-                <w:szCs w:val="26"/>
-                <w:lang w:eastAsia="ru-RU"/>
-              </w:rPr>
-            </w:pPr>
-            <w:r>
-              <w:rPr>
-                <w:rFonts w:ascii="Times New Roman" w:eastAsia="SimSun" w:hAnsi="Times New Roman" w:cs="Times New Roman"/>
-                <w:color w:val="000000"/>
-                <w:lang w:val="en-US" w:eastAsia="zh-CN" w:bidi="ar"/>
-              </w:rPr>
-              <w:t>{student_name}</w:t>
+              <w:t xml:space="preserve">{student_name}{/students}</w:t>
             </w:r>
           </w:p>
         </w:tc>
@@ -1489,6 +871,26 @@
           <w:lang w:val="sv-SE"/>
         </w:rPr>
       </w:pPr>
+    </w:p>
+    <w:p>
+      <w:r>
+        <w:t>{^last}</w:t>
+      </w:r>
+    </w:p>
+    <w:p>
+      <w:r>
+        <w:br w:type="page"/>
+      </w:r>
+    </w:p>
+    <w:p>
+      <w:r>
+        <w:t>{/last}</w:t>
+      </w:r>
+    </w:p>
+    <w:p>
+      <w:r>
+        <w:t>{/letters}</w:t>
+      </w:r>
     </w:p>
     <w:sectPr>
       <w:pgSz w:w="11906" w:h="16838"/>

--- a/public/chaqiruv-namuna.docx
+++ b/public/chaqiruv-namuna.docx
@@ -4,6 +4,9 @@
   <w:body>
     <w:p>
       <w:r>
+        <w:rPr>
+          <w:rFonts w:ascii="Times New Roman" w:hAnsi="Times New Roman" w:cs="Times New Roman"/>
+        </w:rPr>
         <w:t>{#letters}</w:t>
       </w:r>
     </w:p>
@@ -465,7 +468,26 @@
           <w:szCs w:val="28"/>
           <w:lang w:val="en-US"/>
         </w:rPr>
-        <w:t xml:space="preserve">Ma’mun universiteti “{faculty_name}” fakulteti {specialization_code} – {specialization} yo‘nalishi sirtqi ta’lim shakli quyidagi talabalariga {cours} o‘quv mashg‘ulotlari va attestatsiya sinovlarida ishtirok etish uchun {duration}gacha ish haqi saqlangan holda qo‘shimcha ta’til berishingizni so‘raymiz. (manzil: {address}, soat {study_time} da )  </w:t>
+        <w:t xml:space="preserve">Ma’mun universiteti “{faculty_name}” fakulteti </w:t>
+      </w:r>
+      <w:r>
+        <w:rPr>
+          <w:rFonts w:ascii="Times New Roman" w:hAnsi="Times New Roman" w:cs="Times New Roman"/>
+          <w:b/>
+          <w:sz w:val="28"/>
+          <w:szCs w:val="28"/>
+          <w:lang w:val="en-US"/>
+        </w:rPr>
+        <w:t xml:space="preserve">{specialization_code} – {specialization}</w:t>
+      </w:r>
+      <w:r>
+        <w:rPr>
+          <w:rFonts w:ascii="Times New Roman" w:hAnsi="Times New Roman" w:cs="Times New Roman"/>
+          <w:sz w:val="28"/>
+          <w:szCs w:val="28"/>
+          <w:lang w:val="en-US"/>
+        </w:rPr>
+        <w:t xml:space="preserve"> yo‘nalishi sirtqi ta’lim shakli quyidagi talabalariga {cours} o‘quv mashg‘ulotlari va attestatsiya sinovlarida ishtirok etish uchun {duration}gacha ish haqi saqlangan holda qo‘shimcha ta’til berishingizni so‘raymiz. (manzil: {address}, soat {study_time} da )  </w:t>
       </w:r>
     </w:p>
     <w:p>
@@ -874,6 +896,9 @@
     </w:p>
     <w:p>
       <w:r>
+        <w:rPr>
+          <w:rFonts w:ascii="Times New Roman" w:hAnsi="Times New Roman" w:cs="Times New Roman"/>
+        </w:rPr>
         <w:t>{^last}</w:t>
       </w:r>
     </w:p>
@@ -884,11 +909,17 @@
     </w:p>
     <w:p>
       <w:r>
+        <w:rPr>
+          <w:rFonts w:ascii="Times New Roman" w:hAnsi="Times New Roman" w:cs="Times New Roman"/>
+        </w:rPr>
         <w:t>{/last}</w:t>
       </w:r>
     </w:p>
     <w:p>
       <w:r>
+        <w:rPr>
+          <w:rFonts w:ascii="Times New Roman" w:hAnsi="Times New Roman" w:cs="Times New Roman"/>
+        </w:rPr>
         <w:t>{/letters}</w:t>
       </w:r>
     </w:p>

--- a/public/chaqiruv-namuna.docx
+++ b/public/chaqiruv-namuna.docx
@@ -1,6 +1,6 @@
 
 <file path=word/document.xml><?xml version="1.0" encoding="utf-8"?>
-<w:document xmlns:wpc="http://schemas.microsoft.com/office/word/2010/wordprocessingCanvas" xmlns:cx="http://schemas.microsoft.com/office/drawing/2014/chartex" xmlns:cx1="http://schemas.microsoft.com/office/drawing/2015/9/8/chartex" xmlns:cx2="http://schemas.microsoft.com/office/drawing/2015/10/21/chartex" xmlns:cx3="http://schemas.microsoft.com/office/drawing/2016/5/9/chartex" xmlns:cx4="http://schemas.microsoft.com/office/drawing/2016/5/10/chartex" xmlns:cx5="http://schemas.microsoft.com/office/drawing/2016/5/11/chartex" xmlns:cx6="http://schemas.microsoft.com/office/drawing/2016/5/12/chartex" xmlns:cx7="http://schemas.microsoft.com/office/drawing/2016/5/13/chartex" xmlns:cx8="http://schemas.microsoft.com/office/drawing/2016/5/14/chartex" xmlns:mc="http://schemas.openxmlformats.org/markup-compatibility/2006" xmlns:aink="http://schemas.microsoft.com/office/drawing/2016/ink" xmlns:am3d="http://schemas.microsoft.com/office/drawing/2017/model3d" xmlns:o="urn:schemas-microsoft-com:office:office" xmlns:r="http://schemas.openxmlformats.org/officeDocument/2006/relationships" xmlns:m="http://schemas.openxmlformats.org/officeDocument/2006/math" xmlns:v="urn:schemas-microsoft-com:vml" xmlns:wp14="http://schemas.microsoft.com/office/word/2010/wordprocessingDrawing" xmlns:wp="http://schemas.openxmlformats.org/drawingml/2006/wordprocessingDrawing" xmlns:w10="urn:schemas-microsoft-com:office:word" xmlns:w="http://schemas.openxmlformats.org/wordprocessingml/2006/main" xmlns:w14="http://schemas.microsoft.com/office/word/2010/wordml" xmlns:w15="http://schemas.microsoft.com/office/word/2012/wordml" xmlns:w16cex="http://schemas.microsoft.com/office/word/2018/wordml/cex" xmlns:w16cid="http://schemas.microsoft.com/office/word/2016/wordml/cid" xmlns:w16="http://schemas.microsoft.com/office/word/2018/wordml" xmlns:w16sdtdh="http://schemas.microsoft.com/office/word/2020/wordml/sdtdatahash" xmlns:w16se="http://schemas.microsoft.com/office/word/2015/wordml/symex" xmlns:wpg="http://schemas.microsoft.com/office/word/2010/wordprocessingGroup" xmlns:wpi="http://schemas.microsoft.com/office/word/2010/wordprocessingInk" xmlns:wne="http://schemas.microsoft.com/office/word/2006/wordml" xmlns:wps="http://schemas.microsoft.com/office/word/2010/wordprocessingShape" mc:Ignorable="w14 w15 w16se w16cid w16 w16cex w16sdtdh wp14">
+<w:document xmlns:wpc="http://schemas.microsoft.com/office/word/2010/wordprocessingCanvas" xmlns:cx="http://schemas.microsoft.com/office/drawing/2014/chartex" xmlns:cx1="http://schemas.microsoft.com/office/drawing/2015/9/8/chartex" xmlns:cx2="http://schemas.microsoft.com/office/drawing/2015/10/21/chartex" xmlns:cx3="http://schemas.microsoft.com/office/drawing/2016/5/9/chartex" xmlns:cx4="http://schemas.microsoft.com/office/drawing/2016/5/10/chartex" xmlns:cx5="http://schemas.microsoft.com/office/drawing/2016/5/11/chartex" xmlns:cx6="http://schemas.microsoft.com/office/drawing/2016/5/12/chartex" xmlns:cx7="http://schemas.microsoft.com/office/drawing/2016/5/13/chartex" xmlns:cx8="http://schemas.microsoft.com/office/drawing/2016/5/14/chartex" xmlns:mc="http://schemas.openxmlformats.org/markup-compatibility/2006" xmlns:o="urn:schemas-microsoft-com:office:office" xmlns:r="http://schemas.openxmlformats.org/officeDocument/2006/relationships" xmlns:m="http://schemas.openxmlformats.org/officeDocument/2006/math" xmlns:v="urn:schemas-microsoft-com:vml" xmlns:wp14="http://schemas.microsoft.com/office/word/2010/wordprocessingDrawing" xmlns:wp="http://schemas.openxmlformats.org/drawingml/2006/wordprocessingDrawing" xmlns:w="http://schemas.openxmlformats.org/wordprocessingml/2006/main" xmlns:w14="http://schemas.microsoft.com/office/word/2010/wordml" xmlns:w10="urn:schemas-microsoft-com:office:word" xmlns:w15="http://schemas.microsoft.com/office/word/2012/wordml" xmlns:wpg="http://schemas.microsoft.com/office/word/2010/wordprocessingGroup" xmlns:wpi="http://schemas.microsoft.com/office/word/2010/wordprocessingInk" xmlns:wne="http://schemas.microsoft.com/office/word/2006/wordml" xmlns:wps="http://schemas.microsoft.com/office/word/2010/wordprocessingShape" xmlns:wpsCustomData="http://www.wps.cn/officeDocument/2013/wpsCustomData" mc:Ignorable="w14 w15 wp14">
   <w:body>
     <w:p>
       <w:r>
@@ -20,13 +20,12 @@
       <w:r>
         <w:rPr>
           <w:rFonts w:ascii="Times New Roman" w:hAnsi="Times New Roman" w:cs="Times New Roman"/>
-          <w:noProof/>
           <w:sz w:val="24"/>
           <w:szCs w:val="24"/>
           <w:lang w:val="uz-Cyrl-UZ"/>
         </w:rPr>
         <w:drawing>
-          <wp:anchor distT="0" distB="0" distL="114300" distR="114300" simplePos="0" relativeHeight="251659264" behindDoc="1" locked="0" layoutInCell="1" allowOverlap="1" wp14:anchorId="4D216CFF" wp14:editId="165F3E78">
+          <wp:anchor distT="0" distB="0" distL="114300" distR="114300" simplePos="0" relativeHeight="251659264" behindDoc="1" locked="0" layoutInCell="1" allowOverlap="1">
             <wp:simplePos x="0" y="0"/>
             <wp:positionH relativeFrom="margin">
               <wp:align>center</wp:align>
@@ -37,7 +36,7 @@
             <wp:extent cx="1103630" cy="1142365"/>
             <wp:effectExtent l="0" t="0" r="1270" b="635"/>
             <wp:wrapTight wrapText="bothSides">
-              <wp:wrapPolygon edited="0">
+              <wp:wrapPolygon>
                 <wp:start x="7457" y="0"/>
                 <wp:lineTo x="4847" y="1081"/>
                 <wp:lineTo x="746" y="4683"/>
@@ -71,9 +70,9 @@
                     </pic:cNvPicPr>
                   </pic:nvPicPr>
                   <pic:blipFill>
-                    <a:blip r:embed="rId4" cstate="print">
+                    <a:blip r:embed="rId6" cstate="print">
                       <a:extLst>
-                        <a:ext uri="">
+                        <a:ext uri="{28A0092B-C50C-407E-A947-70E740481C1C}">
                           <a14:useLocalDpi xmlns:a14="http://schemas.microsoft.com/office/drawing/2010/main" val="0"/>
                         </a:ext>
                       </a:extLst>
@@ -131,7 +130,7 @@
       <w:pPr>
         <w:widowControl w:val="0"/>
         <w:pBdr>
-          <w:bottom w:val="single" w:sz="12" w:space="7" w:color="auto"/>
+          <w:bottom w:val="single" w:color="auto" w:sz="12" w:space="7"/>
         </w:pBdr>
         <w:tabs>
           <w:tab w:val="left" w:pos="5103"/>
@@ -141,7 +140,7 @@
         <w:adjustRightInd w:val="0"/>
         <w:spacing w:after="0"/>
         <w:rPr>
-          <w:rFonts w:ascii="Times New Roman" w:eastAsia="Times New Roman" w:hAnsi="Times New Roman" w:cs="Times New Roman"/>
+          <w:rFonts w:ascii="Times New Roman" w:hAnsi="Times New Roman" w:eastAsia="Times New Roman" w:cs="Times New Roman"/>
           <w:b/>
           <w:sz w:val="6"/>
           <w:szCs w:val="6"/>
@@ -153,7 +152,7 @@
       <w:pPr>
         <w:widowControl w:val="0"/>
         <w:pBdr>
-          <w:bottom w:val="single" w:sz="12" w:space="7" w:color="auto"/>
+          <w:bottom w:val="single" w:color="auto" w:sz="12" w:space="7"/>
         </w:pBdr>
         <w:tabs>
           <w:tab w:val="left" w:pos="5103"/>
@@ -163,7 +162,7 @@
         <w:adjustRightInd w:val="0"/>
         <w:spacing w:after="0"/>
         <w:rPr>
-          <w:rFonts w:ascii="Times New Roman" w:eastAsia="Times New Roman" w:hAnsi="Times New Roman" w:cs="Times New Roman"/>
+          <w:rFonts w:ascii="Times New Roman" w:hAnsi="Times New Roman" w:eastAsia="Times New Roman" w:cs="Times New Roman"/>
           <w:b/>
           <w:sz w:val="6"/>
           <w:szCs w:val="6"/>
@@ -254,16 +253,31 @@
         </w:rPr>
         <w:t xml:space="preserve"> </w:t>
       </w:r>
-      <w:hyperlink r:id="rId5" w:history="1">
-        <w:r>
-          <w:rPr>
-            <w:rStyle w:val="a3"/>
-            <w:rFonts w:ascii="Times New Roman" w:hAnsi="Times New Roman" w:cs="Times New Roman"/>
-            <w:lang w:val="uz-Cyrl-UZ"/>
-          </w:rPr>
-          <w:t>https://t.me/mamununiversitetrasmiy</w:t>
-        </w:r>
-      </w:hyperlink>
+      <w:r>
+        <w:fldChar w:fldCharType="begin"/>
+      </w:r>
+      <w:r>
+        <w:instrText xml:space="preserve"> HYPERLINK "https://t.me/mamununiversitetrasmiy" </w:instrText>
+      </w:r>
+      <w:r>
+        <w:fldChar w:fldCharType="separate"/>
+      </w:r>
+      <w:r>
+        <w:rPr>
+          <w:rStyle w:val="4"/>
+          <w:rFonts w:ascii="Times New Roman" w:hAnsi="Times New Roman" w:cs="Times New Roman"/>
+          <w:lang w:val="uz-Cyrl-UZ"/>
+        </w:rPr>
+        <w:t>https://t.me/mamununiversitetrasmiy</w:t>
+      </w:r>
+      <w:r>
+        <w:rPr>
+          <w:rStyle w:val="4"/>
+          <w:rFonts w:ascii="Times New Roman" w:hAnsi="Times New Roman" w:cs="Times New Roman"/>
+          <w:lang w:val="uz-Cyrl-UZ"/>
+        </w:rPr>
+        <w:fldChar w:fldCharType="end"/>
+      </w:r>
     </w:p>
     <w:p>
       <w:pPr>
@@ -277,7 +291,7 @@
         <w:spacing w:after="0"/>
         <w:jc w:val="center"/>
         <w:rPr>
-          <w:rStyle w:val="a3"/>
+          <w:rStyle w:val="4"/>
           <w:rFonts w:ascii="Times New Roman" w:hAnsi="Times New Roman" w:cs="Times New Roman"/>
           <w:sz w:val="10"/>
           <w:szCs w:val="10"/>
@@ -303,6 +317,11 @@
           <w:szCs w:val="6"/>
           <w:u w:val="single"/>
           <w:lang w:val="en-US"/>
+          <w14:textFill>
+            <w14:solidFill>
+              <w14:schemeClr w14:val="hlink"/>
+            </w14:solidFill>
+          </w14:textFill>
         </w:rPr>
       </w:pPr>
     </w:p>
@@ -364,21 +383,59 @@
       </w:r>
       <w:r>
         <w:rPr>
-          <w:rFonts w:ascii="Times New Roman" w:hAnsi="Times New Roman" w:cs="Times New Roman"/>
-          <w:sz w:val="24"/>
-          <w:szCs w:val="24"/>
-          <w:lang w:val="en-US"/>
-        </w:rPr>
-        <w:t>2025/2026-</w:t>
-      </w:r>
-      <w:r>
-        <w:rPr>
-          <w:rFonts w:ascii="Times New Roman" w:hAnsi="Times New Roman" w:cs="Times New Roman"/>
-          <w:sz w:val="24"/>
-          <w:szCs w:val="24"/>
-          <w:lang w:val="en-US"/>
-        </w:rPr>
-        <w:t>{start_num}</w:t>
+          <w:rFonts w:hint="default" w:ascii="Times New Roman" w:hAnsi="Times New Roman" w:cs="Times New Roman"/>
+          <w:sz w:val="24"/>
+          <w:szCs w:val="24"/>
+          <w:lang w:val="en-US"/>
+        </w:rPr>
+        <w:t xml:space="preserve"> </w:t>
+      </w:r>
+      <w:bookmarkStart w:id="0" w:name="_GoBack"/>
+      <w:bookmarkEnd w:id="0"/>
+      <w:r>
+        <w:rPr>
+          <w:rFonts w:ascii="Times New Roman" w:hAnsi="Times New Roman" w:cs="Times New Roman"/>
+          <w:sz w:val="24"/>
+          <w:szCs w:val="24"/>
+          <w:lang w:val="en-US"/>
+        </w:rPr>
+        <w:t>202</w:t>
+      </w:r>
+      <w:r>
+        <w:rPr>
+          <w:rFonts w:hint="default" w:ascii="Times New Roman" w:hAnsi="Times New Roman" w:cs="Times New Roman"/>
+          <w:sz w:val="24"/>
+          <w:szCs w:val="24"/>
+          <w:lang w:val="en-US"/>
+        </w:rPr>
+        <w:t>6</w:t>
+      </w:r>
+      <w:r>
+        <w:rPr>
+          <w:rFonts w:ascii="Times New Roman" w:hAnsi="Times New Roman" w:cs="Times New Roman"/>
+          <w:sz w:val="24"/>
+          <w:szCs w:val="24"/>
+          <w:lang w:val="en-US"/>
+        </w:rPr>
+        <w:t>/202</w:t>
+      </w:r>
+      <w:r>
+        <w:rPr>
+          <w:rFonts w:hint="default" w:ascii="Times New Roman" w:hAnsi="Times New Roman" w:cs="Times New Roman"/>
+          <w:sz w:val="24"/>
+          <w:szCs w:val="24"/>
+          <w:lang w:val="en-US"/>
+        </w:rPr>
+        <w:t>7</w:t>
+      </w:r>
+      <w:r>
+        <w:rPr>
+          <w:rFonts w:ascii="Times New Roman" w:hAnsi="Times New Roman" w:cs="Times New Roman"/>
+          <w:sz w:val="24"/>
+          <w:szCs w:val="24"/>
+          <w:lang w:val="en-US"/>
+        </w:rPr>
+        <w:t>-{start_num}</w:t>
       </w:r>
       <w:r>
         <w:rPr>
@@ -468,7 +525,16 @@
           <w:szCs w:val="28"/>
           <w:lang w:val="en-US"/>
         </w:rPr>
-        <w:t xml:space="preserve">Ma’mun universiteti “{faculty_name}” fakulteti </w:t>
+        <w:t>Ma’mun universiteti “{faculty_name}”</w:t>
+      </w:r>
+      <w:r>
+        <w:rPr>
+          <w:rFonts w:hint="default" w:ascii="Times New Roman" w:hAnsi="Times New Roman" w:cs="Times New Roman"/>
+          <w:sz w:val="28"/>
+          <w:szCs w:val="28"/>
+          <w:lang w:val="en-US"/>
+        </w:rPr>
+        <w:t xml:space="preserve"> </w:t>
       </w:r>
       <w:r>
         <w:rPr>
@@ -478,7 +544,7 @@
           <w:szCs w:val="28"/>
           <w:lang w:val="en-US"/>
         </w:rPr>
-        <w:t xml:space="preserve">{specialization_code} – {specialization}</w:t>
+        <w:t>{specialization_code} – {specialization}</w:t>
       </w:r>
       <w:r>
         <w:rPr>
@@ -522,7 +588,7 @@
           <w:szCs w:val="28"/>
           <w:lang w:val="en-US"/>
         </w:rPr>
-        <w:t xml:space="preserve">{specialization_code} – {specialization} {group_name}</w:t>
+        <w:t>{specialization_code} – {specialization} {group_name}</w:t>
       </w:r>
     </w:p>
     <w:p>
@@ -540,26 +606,42 @@
     </w:p>
     <w:tbl>
       <w:tblPr>
+        <w:tblStyle w:val="3"/>
         <w:tblW w:w="10201" w:type="dxa"/>
-        <w:tblLook w:val="04A0" w:firstRow="1" w:lastRow="0" w:firstColumn="1" w:lastColumn="0" w:noHBand="0" w:noVBand="1"/>
+        <w:tblInd w:w="0" w:type="dxa"/>
+        <w:tblLayout w:type="autofit"/>
+        <w:tblCellMar>
+          <w:top w:w="0" w:type="dxa"/>
+          <w:left w:w="108" w:type="dxa"/>
+          <w:bottom w:w="0" w:type="dxa"/>
+          <w:right w:w="108" w:type="dxa"/>
+        </w:tblCellMar>
       </w:tblPr>
       <w:tblGrid>
-        <w:gridCol w:w="704"/>
+        <w:gridCol w:w="2276"/>
         <w:gridCol w:w="1985"/>
-        <w:gridCol w:w="7512"/>
+        <w:gridCol w:w="5940"/>
       </w:tblGrid>
       <w:tr>
+        <w:tblPrEx>
+          <w:tblCellMar>
+            <w:top w:w="0" w:type="dxa"/>
+            <w:left w:w="108" w:type="dxa"/>
+            <w:bottom w:w="0" w:type="dxa"/>
+            <w:right w:w="108" w:type="dxa"/>
+          </w:tblCellMar>
+        </w:tblPrEx>
         <w:trPr>
-          <w:trHeight w:val="303"/>
+          <w:trHeight w:val="303" w:hRule="atLeast"/>
         </w:trPr>
         <w:tc>
           <w:tcPr>
             <w:tcW w:w="704" w:type="dxa"/>
             <w:tcBorders>
-              <w:top w:val="single" w:sz="4" w:space="0" w:color="auto"/>
-              <w:left w:val="single" w:sz="4" w:space="0" w:color="auto"/>
-              <w:bottom w:val="single" w:sz="4" w:space="0" w:color="auto"/>
-              <w:right w:val="single" w:sz="4" w:space="0" w:color="auto"/>
+              <w:top w:val="single" w:color="auto" w:sz="4" w:space="0"/>
+              <w:left w:val="single" w:color="auto" w:sz="4" w:space="0"/>
+              <w:bottom w:val="single" w:color="auto" w:sz="4" w:space="0"/>
+              <w:right w:val="single" w:color="auto" w:sz="4" w:space="0"/>
             </w:tcBorders>
             <w:noWrap/>
             <w:vAlign w:val="bottom"/>
@@ -569,7 +651,7 @@
               <w:spacing w:after="0" w:line="240" w:lineRule="auto"/>
               <w:jc w:val="center"/>
               <w:rPr>
-                <w:rFonts w:ascii="Times New Roman" w:eastAsia="Times New Roman" w:hAnsi="Times New Roman" w:cs="Times New Roman"/>
+                <w:rFonts w:ascii="Times New Roman" w:hAnsi="Times New Roman" w:eastAsia="Times New Roman" w:cs="Times New Roman"/>
                 <w:color w:val="000000"/>
                 <w:sz w:val="26"/>
                 <w:szCs w:val="26"/>
@@ -578,7 +660,7 @@
             </w:pPr>
             <w:r>
               <w:rPr>
-                <w:rFonts w:ascii="Times New Roman" w:eastAsia="Times New Roman" w:hAnsi="Times New Roman" w:cs="Times New Roman"/>
+                <w:rFonts w:ascii="Times New Roman" w:hAnsi="Times New Roman" w:eastAsia="Times New Roman" w:cs="Times New Roman"/>
                 <w:color w:val="000000"/>
                 <w:sz w:val="26"/>
                 <w:szCs w:val="26"/>
@@ -592,10 +674,10 @@
           <w:tcPr>
             <w:tcW w:w="1985" w:type="dxa"/>
             <w:tcBorders>
-              <w:top w:val="single" w:sz="4" w:space="0" w:color="auto"/>
+              <w:top w:val="single" w:color="auto" w:sz="4" w:space="0"/>
               <w:left w:val="nil"/>
-              <w:bottom w:val="single" w:sz="4" w:space="0" w:color="auto"/>
-              <w:right w:val="single" w:sz="4" w:space="0" w:color="auto"/>
+              <w:bottom w:val="single" w:color="auto" w:sz="4" w:space="0"/>
+              <w:right w:val="single" w:color="auto" w:sz="4" w:space="0"/>
             </w:tcBorders>
             <w:noWrap/>
             <w:vAlign w:val="bottom"/>
@@ -605,7 +687,7 @@
               <w:spacing w:after="0" w:line="240" w:lineRule="auto"/>
               <w:jc w:val="center"/>
               <w:rPr>
-                <w:rFonts w:ascii="Times New Roman" w:eastAsia="Times New Roman" w:hAnsi="Times New Roman" w:cs="Times New Roman"/>
+                <w:rFonts w:ascii="Times New Roman" w:hAnsi="Times New Roman" w:eastAsia="Times New Roman" w:cs="Times New Roman"/>
                 <w:color w:val="000000"/>
                 <w:sz w:val="26"/>
                 <w:szCs w:val="26"/>
@@ -614,7 +696,7 @@
             </w:pPr>
             <w:r>
               <w:rPr>
-                <w:rFonts w:ascii="Times New Roman" w:eastAsia="Times New Roman" w:hAnsi="Times New Roman" w:cs="Times New Roman"/>
+                <w:rFonts w:ascii="Times New Roman" w:hAnsi="Times New Roman" w:eastAsia="Times New Roman" w:cs="Times New Roman"/>
                 <w:color w:val="000000"/>
                 <w:sz w:val="26"/>
                 <w:szCs w:val="26"/>
@@ -628,17 +710,17 @@
           <w:tcPr>
             <w:tcW w:w="7512" w:type="dxa"/>
             <w:tcBorders>
-              <w:top w:val="single" w:sz="4" w:space="0" w:color="auto"/>
+              <w:top w:val="single" w:color="auto" w:sz="4" w:space="0"/>
               <w:left w:val="nil"/>
-              <w:bottom w:val="single" w:sz="4" w:space="0" w:color="auto"/>
-              <w:right w:val="single" w:sz="4" w:space="0" w:color="auto"/>
+              <w:bottom w:val="single" w:color="auto" w:sz="4" w:space="0"/>
+              <w:right w:val="single" w:color="auto" w:sz="4" w:space="0"/>
             </w:tcBorders>
           </w:tcPr>
           <w:p>
             <w:pPr>
               <w:spacing w:after="0" w:line="240" w:lineRule="auto"/>
               <w:rPr>
-                <w:rFonts w:ascii="Times New Roman" w:eastAsia="Times New Roman" w:hAnsi="Times New Roman" w:cs="Times New Roman"/>
+                <w:rFonts w:ascii="Times New Roman" w:hAnsi="Times New Roman" w:eastAsia="Times New Roman" w:cs="Times New Roman"/>
                 <w:color w:val="000000"/>
                 <w:sz w:val="26"/>
                 <w:szCs w:val="26"/>
@@ -647,7 +729,7 @@
             </w:pPr>
             <w:r>
               <w:rPr>
-                <w:rFonts w:ascii="Times New Roman" w:eastAsia="Times New Roman" w:hAnsi="Times New Roman" w:cs="Times New Roman"/>
+                <w:rFonts w:ascii="Times New Roman" w:hAnsi="Times New Roman" w:eastAsia="Times New Roman" w:cs="Times New Roman"/>
                 <w:color w:val="000000"/>
                 <w:sz w:val="26"/>
                 <w:szCs w:val="26"/>
@@ -659,17 +741,25 @@
         </w:tc>
       </w:tr>
       <w:tr>
+        <w:tblPrEx>
+          <w:tblCellMar>
+            <w:top w:w="0" w:type="dxa"/>
+            <w:left w:w="108" w:type="dxa"/>
+            <w:bottom w:w="0" w:type="dxa"/>
+            <w:right w:w="108" w:type="dxa"/>
+          </w:tblCellMar>
+        </w:tblPrEx>
         <w:trPr>
-          <w:trHeight w:val="303"/>
+          <w:trHeight w:val="303" w:hRule="atLeast"/>
         </w:trPr>
         <w:tc>
           <w:tcPr>
             <w:tcW w:w="704" w:type="dxa"/>
             <w:tcBorders>
-              <w:top w:val="single" w:sz="4" w:space="0" w:color="auto"/>
-              <w:left w:val="single" w:sz="4" w:space="0" w:color="auto"/>
-              <w:bottom w:val="single" w:sz="4" w:space="0" w:color="auto"/>
-              <w:right w:val="single" w:sz="4" w:space="0" w:color="auto"/>
+              <w:top w:val="single" w:color="auto" w:sz="4" w:space="0"/>
+              <w:left w:val="single" w:color="auto" w:sz="4" w:space="0"/>
+              <w:bottom w:val="single" w:color="auto" w:sz="4" w:space="0"/>
+              <w:right w:val="single" w:color="auto" w:sz="4" w:space="0"/>
             </w:tcBorders>
             <w:noWrap/>
             <w:vAlign w:val="bottom"/>
@@ -679,7 +769,7 @@
               <w:spacing w:after="0" w:line="240" w:lineRule="auto"/>
               <w:jc w:val="center"/>
               <w:rPr>
-                <w:rFonts w:ascii="Times New Roman" w:eastAsia="Times New Roman" w:hAnsi="Times New Roman" w:cs="Times New Roman"/>
+                <w:rFonts w:ascii="Times New Roman" w:hAnsi="Times New Roman" w:eastAsia="Times New Roman" w:cs="Times New Roman"/>
                 <w:color w:val="000000"/>
                 <w:sz w:val="26"/>
                 <w:szCs w:val="26"/>
@@ -688,13 +778,13 @@
             </w:pPr>
             <w:r>
               <w:rPr>
-                <w:rFonts w:ascii="Times New Roman" w:eastAsia="Times New Roman" w:hAnsi="Times New Roman" w:cs="Times New Roman"/>
+                <w:rFonts w:ascii="Times New Roman" w:hAnsi="Times New Roman" w:eastAsia="Times New Roman" w:cs="Times New Roman"/>
                 <w:color w:val="000000"/>
                 <w:sz w:val="26"/>
                 <w:szCs w:val="26"/>
                 <w:lang w:eastAsia="ru-RU"/>
               </w:rPr>
-              <w:t xml:space="preserve">{#students}{index}</w:t>
+              <w:t>{#students}{index}</w:t>
             </w:r>
           </w:p>
         </w:tc>
@@ -702,10 +792,10 @@
           <w:tcPr>
             <w:tcW w:w="1985" w:type="dxa"/>
             <w:tcBorders>
-              <w:top w:val="single" w:sz="4" w:space="0" w:color="auto"/>
+              <w:top w:val="single" w:color="auto" w:sz="4" w:space="0"/>
               <w:left w:val="nil"/>
-              <w:bottom w:val="single" w:sz="4" w:space="0" w:color="auto"/>
-              <w:right w:val="single" w:sz="4" w:space="0" w:color="auto"/>
+              <w:bottom w:val="single" w:color="auto" w:sz="4" w:space="0"/>
+              <w:right w:val="single" w:color="auto" w:sz="4" w:space="0"/>
             </w:tcBorders>
             <w:noWrap/>
             <w:vAlign w:val="bottom"/>
@@ -715,7 +805,7 @@
               <w:spacing w:after="0"/>
               <w:textAlignment w:val="bottom"/>
               <w:rPr>
-                <w:rFonts w:ascii="Times New Roman" w:eastAsia="Times New Roman" w:hAnsi="Times New Roman" w:cs="Times New Roman"/>
+                <w:rFonts w:ascii="Times New Roman" w:hAnsi="Times New Roman" w:eastAsia="Times New Roman" w:cs="Times New Roman"/>
                 <w:color w:val="000000"/>
                 <w:sz w:val="26"/>
                 <w:szCs w:val="26"/>
@@ -724,11 +814,11 @@
             </w:pPr>
             <w:r>
               <w:rPr>
-                <w:rFonts w:ascii="Times New Roman" w:eastAsia="SimSun" w:hAnsi="Times New Roman" w:cs="Times New Roman"/>
+                <w:rFonts w:ascii="Times New Roman" w:hAnsi="Times New Roman" w:eastAsia="SimSun" w:cs="Times New Roman"/>
                 <w:color w:val="000000"/>
                 <w:lang w:val="en-US" w:eastAsia="zh-CN" w:bidi="ar"/>
               </w:rPr>
-              <w:t xml:space="preserve">{hemis_id}</w:t>
+              <w:t>{hemis_id}</w:t>
             </w:r>
           </w:p>
         </w:tc>
@@ -736,10 +826,10 @@
           <w:tcPr>
             <w:tcW w:w="7512" w:type="dxa"/>
             <w:tcBorders>
-              <w:top w:val="single" w:sz="4" w:space="0" w:color="auto"/>
+              <w:top w:val="single" w:color="auto" w:sz="4" w:space="0"/>
               <w:left w:val="nil"/>
-              <w:bottom w:val="single" w:sz="4" w:space="0" w:color="auto"/>
-              <w:right w:val="single" w:sz="4" w:space="0" w:color="auto"/>
+              <w:bottom w:val="single" w:color="auto" w:sz="4" w:space="0"/>
+              <w:right w:val="single" w:color="auto" w:sz="4" w:space="0"/>
             </w:tcBorders>
             <w:vAlign w:val="bottom"/>
           </w:tcPr>
@@ -748,7 +838,7 @@
               <w:spacing w:after="0"/>
               <w:textAlignment w:val="bottom"/>
               <w:rPr>
-                <w:rFonts w:ascii="Times New Roman" w:eastAsia="Times New Roman" w:hAnsi="Times New Roman" w:cs="Times New Roman"/>
+                <w:rFonts w:ascii="Times New Roman" w:hAnsi="Times New Roman" w:eastAsia="Times New Roman" w:cs="Times New Roman"/>
                 <w:color w:val="000000"/>
                 <w:sz w:val="26"/>
                 <w:szCs w:val="26"/>
@@ -757,11 +847,11 @@
             </w:pPr>
             <w:r>
               <w:rPr>
-                <w:rFonts w:ascii="Times New Roman" w:eastAsia="SimSun" w:hAnsi="Times New Roman" w:cs="Times New Roman"/>
+                <w:rFonts w:ascii="Times New Roman" w:hAnsi="Times New Roman" w:eastAsia="SimSun" w:cs="Times New Roman"/>
                 <w:color w:val="000000"/>
                 <w:lang w:val="en-US" w:eastAsia="zh-CN" w:bidi="ar"/>
               </w:rPr>
-              <w:t xml:space="preserve">{student_name}{/students}</w:t>
+              <w:t>{student_name}{/students}</w:t>
             </w:r>
           </w:p>
         </w:tc>
@@ -798,6 +888,15 @@
       </w:r>
       <w:r>
         <w:rPr>
+          <w:rFonts w:hint="default" w:ascii="Times New Roman" w:hAnsi="Times New Roman" w:cs="Times New Roman"/>
+          <w:sz w:val="28"/>
+          <w:szCs w:val="28"/>
+          <w:lang w:val="en-US"/>
+        </w:rPr>
+        <w:t xml:space="preserve"> fakulteti dekani</w:t>
+      </w:r>
+      <w:r>
+        <w:rPr>
           <w:rFonts w:ascii="Times New Roman" w:hAnsi="Times New Roman" w:cs="Times New Roman"/>
           <w:b/>
           <w:bCs/>
@@ -855,31 +954,11 @@
           <w:szCs w:val="28"/>
           <w:lang w:val="en-US"/>
         </w:rPr>
-        <w:tab/>
-      </w:r>
-      <w:r>
-        <w:rPr>
-          <w:rFonts w:ascii="Times New Roman" w:hAnsi="Times New Roman" w:cs="Times New Roman"/>
-          <w:b/>
-          <w:sz w:val="28"/>
-          <w:szCs w:val="28"/>
-          <w:lang w:val="en-US"/>
-        </w:rPr>
-        <w:tab/>
-      </w:r>
-      <w:r>
-        <w:rPr>
-          <w:rFonts w:ascii="Times New Roman" w:hAnsi="Times New Roman" w:cs="Times New Roman"/>
-          <w:b/>
-          <w:sz w:val="28"/>
-          <w:szCs w:val="28"/>
-          <w:lang w:val="en-US"/>
-        </w:rPr>
         <w:t>{decan_name}</w:t>
       </w:r>
       <w:r>
         <w:rPr>
-          <w:rFonts w:ascii="Times New Roman" w:eastAsia="SimSun" w:hAnsi="Times New Roman" w:cs="Times New Roman"/>
+          <w:rFonts w:ascii="Times New Roman" w:hAnsi="Times New Roman" w:eastAsia="SimSun" w:cs="Times New Roman"/>
           <w:sz w:val="28"/>
           <w:szCs w:val="28"/>
           <w:lang w:val="en-US"/>
@@ -926,428 +1005,252 @@
     <w:sectPr>
       <w:pgSz w:w="11906" w:h="16838"/>
       <w:pgMar w:top="709" w:right="850" w:bottom="567" w:left="851" w:header="708" w:footer="708" w:gutter="0"/>
-      <w:cols w:space="708"/>
-      <w:docGrid w:linePitch="360"/>
+      <w:cols w:space="708" w:num="1"/>
+      <w:docGrid w:linePitch="360" w:charSpace="0"/>
     </w:sectPr>
   </w:body>
 </w:document>
 </file>
 
+<file path=word/endnotes.xml><?xml version="1.0" encoding="utf-8"?>
+<w:endnotes xmlns:wpc="http://schemas.microsoft.com/office/word/2010/wordprocessingCanvas" xmlns:mc="http://schemas.openxmlformats.org/markup-compatibility/2006" xmlns:o="urn:schemas-microsoft-com:office:office" xmlns:r="http://schemas.openxmlformats.org/officeDocument/2006/relationships" xmlns:m="http://schemas.openxmlformats.org/officeDocument/2006/math" xmlns:v="urn:schemas-microsoft-com:vml" xmlns:wp14="http://schemas.microsoft.com/office/word/2010/wordprocessingDrawing" xmlns:wp="http://schemas.openxmlformats.org/drawingml/2006/wordprocessingDrawing" xmlns:w="http://schemas.openxmlformats.org/wordprocessingml/2006/main" xmlns:w14="http://schemas.microsoft.com/office/word/2010/wordml" xmlns:w15="http://schemas.microsoft.com/office/word/2012/wordml" xmlns:w10="urn:schemas-microsoft-com:office:word" xmlns:wpg="http://schemas.microsoft.com/office/word/2010/wordprocessingGroup" xmlns:wpi="http://schemas.microsoft.com/office/word/2010/wordprocessingInk" xmlns:wne="http://schemas.microsoft.com/office/word/2006/wordml" xmlns:wps="http://schemas.microsoft.com/office/word/2010/wordprocessingShape" xmlns:wpsCustomData="http://www.wps.cn/officeDocument/2013/wpsCustomData" mc:Ignorable="w14 w15 wp14">
+  <w:endnote w:type="separator" w:id="0">
+    <w:p>
+      <w:pPr>
+        <w:spacing w:line="240" w:lineRule="auto"/>
+      </w:pPr>
+      <w:r>
+        <w:separator/>
+      </w:r>
+    </w:p>
+  </w:endnote>
+  <w:endnote w:type="continuationSeparator" w:id="1">
+    <w:p>
+      <w:pPr>
+        <w:spacing w:line="240" w:lineRule="auto"/>
+      </w:pPr>
+      <w:r>
+        <w:continuationSeparator/>
+      </w:r>
+    </w:p>
+  </w:endnote>
+</w:endnotes>
+</file>
+
+<file path=word/footnotes.xml><?xml version="1.0" encoding="utf-8"?>
+<w:footnotes xmlns:wpc="http://schemas.microsoft.com/office/word/2010/wordprocessingCanvas" xmlns:mc="http://schemas.openxmlformats.org/markup-compatibility/2006" xmlns:o="urn:schemas-microsoft-com:office:office" xmlns:r="http://schemas.openxmlformats.org/officeDocument/2006/relationships" xmlns:m="http://schemas.openxmlformats.org/officeDocument/2006/math" xmlns:v="urn:schemas-microsoft-com:vml" xmlns:wp14="http://schemas.microsoft.com/office/word/2010/wordprocessingDrawing" xmlns:wp="http://schemas.openxmlformats.org/drawingml/2006/wordprocessingDrawing" xmlns:w="http://schemas.openxmlformats.org/wordprocessingml/2006/main" xmlns:w14="http://schemas.microsoft.com/office/word/2010/wordml" xmlns:w15="http://schemas.microsoft.com/office/word/2012/wordml" xmlns:w10="urn:schemas-microsoft-com:office:word" xmlns:wpg="http://schemas.microsoft.com/office/word/2010/wordprocessingGroup" xmlns:wpi="http://schemas.microsoft.com/office/word/2010/wordprocessingInk" xmlns:wne="http://schemas.microsoft.com/office/word/2006/wordml" xmlns:wps="http://schemas.microsoft.com/office/word/2010/wordprocessingShape" xmlns:wpsCustomData="http://www.wps.cn/officeDocument/2013/wpsCustomData" mc:Ignorable="w14 w15 wp14">
+  <w:footnote w:type="separator" w:id="0">
+    <w:p>
+      <w:pPr>
+        <w:spacing w:before="0" w:after="0" w:line="256" w:lineRule="auto"/>
+      </w:pPr>
+      <w:r>
+        <w:separator/>
+      </w:r>
+    </w:p>
+  </w:footnote>
+  <w:footnote w:type="continuationSeparator" w:id="1">
+    <w:p>
+      <w:pPr>
+        <w:spacing w:before="0" w:after="0" w:line="256" w:lineRule="auto"/>
+      </w:pPr>
+      <w:r>
+        <w:continuationSeparator/>
+      </w:r>
+    </w:p>
+  </w:footnote>
+</w:footnotes>
+</file>
+
 <file path=word/styles.xml><?xml version="1.0" encoding="utf-8"?>
-<w:styles xmlns:mc="http://schemas.openxmlformats.org/markup-compatibility/2006" xmlns:r="http://schemas.openxmlformats.org/officeDocument/2006/relationships" xmlns:w="http://schemas.openxmlformats.org/wordprocessingml/2006/main" xmlns:w14="http://schemas.microsoft.com/office/word/2010/wordml" xmlns:w15="http://schemas.microsoft.com/office/word/2012/wordml" xmlns:w16cex="http://schemas.microsoft.com/office/word/2018/wordml/cex" xmlns:w16cid="http://schemas.microsoft.com/office/word/2016/wordml/cid" xmlns:w16="http://schemas.microsoft.com/office/word/2018/wordml" xmlns:w16sdtdh="http://schemas.microsoft.com/office/word/2020/wordml/sdtdatahash" xmlns:w16se="http://schemas.microsoft.com/office/word/2015/wordml/symex" mc:Ignorable="w14 w15 w16se w16cid w16 w16cex w16sdtdh">
+<w:styles xmlns:mc="http://schemas.openxmlformats.org/markup-compatibility/2006" xmlns:o="urn:schemas-microsoft-com:office:office" xmlns:r="http://schemas.openxmlformats.org/officeDocument/2006/relationships" xmlns:m="http://schemas.openxmlformats.org/officeDocument/2006/math" xmlns:v="urn:schemas-microsoft-com:vml" xmlns:w="http://schemas.openxmlformats.org/wordprocessingml/2006/main" xmlns:w14="http://schemas.microsoft.com/office/word/2010/wordml" xmlns:w10="urn:schemas-microsoft-com:office:word" xmlns:sl="http://schemas.openxmlformats.org/schemaLibrary/2006/main" xmlns:wpsCustomData="http://www.wps.cn/officeDocument/2013/wpsCustomData" mc:Ignorable="w14">
   <w:docDefaults>
     <w:rPrDefault>
       <w:rPr>
-        <w:rFonts w:asciiTheme="minorHAnsi" w:eastAsiaTheme="minorHAnsi" w:hAnsiTheme="minorHAnsi" w:cstheme="minorBidi"/>
-        <w:sz w:val="22"/>
-        <w:szCs w:val="22"/>
-        <w:lang w:val="ru-RU" w:eastAsia="en-US" w:bidi="ar-SA"/>
+        <w:rFonts w:asciiTheme="minorHAnsi" w:hAnsiTheme="minorHAnsi" w:eastAsiaTheme="minorHAnsi" w:cstheme="minorBidi"/>
       </w:rPr>
     </w:rPrDefault>
-    <w:pPrDefault>
-      <w:pPr>
-        <w:spacing w:after="160" w:line="259" w:lineRule="auto"/>
-      </w:pPr>
-    </w:pPrDefault>
+    <w:pPrDefault/>
   </w:docDefaults>
-  <w:latentStyles w:defLockedState="0" w:defUIPriority="99" w:defSemiHidden="0" w:defUnhideWhenUsed="0" w:defQFormat="0" w:count="376">
-    <w:lsdException w:name="Normal" w:uiPriority="0" w:qFormat="1"/>
-    <w:lsdException w:name="heading 1" w:uiPriority="9" w:qFormat="1"/>
-    <w:lsdException w:name="heading 2" w:semiHidden="1" w:uiPriority="9" w:unhideWhenUsed="1" w:qFormat="1"/>
-    <w:lsdException w:name="heading 3" w:semiHidden="1" w:uiPriority="9" w:unhideWhenUsed="1" w:qFormat="1"/>
-    <w:lsdException w:name="heading 4" w:semiHidden="1" w:uiPriority="9" w:unhideWhenUsed="1" w:qFormat="1"/>
-    <w:lsdException w:name="heading 5" w:semiHidden="1" w:uiPriority="9" w:unhideWhenUsed="1" w:qFormat="1"/>
-    <w:lsdException w:name="heading 6" w:semiHidden="1" w:uiPriority="9" w:unhideWhenUsed="1" w:qFormat="1"/>
-    <w:lsdException w:name="heading 7" w:semiHidden="1" w:uiPriority="9" w:unhideWhenUsed="1" w:qFormat="1"/>
-    <w:lsdException w:name="heading 8" w:semiHidden="1" w:uiPriority="9" w:unhideWhenUsed="1" w:qFormat="1"/>
-    <w:lsdException w:name="heading 9" w:semiHidden="1" w:uiPriority="9" w:unhideWhenUsed="1" w:qFormat="1"/>
-    <w:lsdException w:name="index 1" w:semiHidden="1" w:unhideWhenUsed="1"/>
-    <w:lsdException w:name="index 2" w:semiHidden="1" w:unhideWhenUsed="1"/>
-    <w:lsdException w:name="index 3" w:semiHidden="1" w:unhideWhenUsed="1"/>
-    <w:lsdException w:name="index 4" w:semiHidden="1" w:unhideWhenUsed="1"/>
-    <w:lsdException w:name="index 5" w:semiHidden="1" w:unhideWhenUsed="1"/>
-    <w:lsdException w:name="index 6" w:semiHidden="1" w:unhideWhenUsed="1"/>
-    <w:lsdException w:name="index 7" w:semiHidden="1" w:unhideWhenUsed="1"/>
-    <w:lsdException w:name="index 8" w:semiHidden="1" w:unhideWhenUsed="1"/>
-    <w:lsdException w:name="index 9" w:semiHidden="1" w:unhideWhenUsed="1"/>
-    <w:lsdException w:name="toc 1" w:semiHidden="1" w:uiPriority="39" w:unhideWhenUsed="1"/>
-    <w:lsdException w:name="toc 2" w:semiHidden="1" w:uiPriority="39" w:unhideWhenUsed="1"/>
-    <w:lsdException w:name="toc 3" w:semiHidden="1" w:uiPriority="39" w:unhideWhenUsed="1"/>
-    <w:lsdException w:name="toc 4" w:semiHidden="1" w:uiPriority="39" w:unhideWhenUsed="1"/>
-    <w:lsdException w:name="toc 5" w:semiHidden="1" w:uiPriority="39" w:unhideWhenUsed="1"/>
-    <w:lsdException w:name="toc 6" w:semiHidden="1" w:uiPriority="39" w:unhideWhenUsed="1"/>
-    <w:lsdException w:name="toc 7" w:semiHidden="1" w:uiPriority="39" w:unhideWhenUsed="1"/>
-    <w:lsdException w:name="toc 8" w:semiHidden="1" w:uiPriority="39" w:unhideWhenUsed="1"/>
-    <w:lsdException w:name="toc 9" w:semiHidden="1" w:uiPriority="39" w:unhideWhenUsed="1"/>
-    <w:lsdException w:name="Normal Indent" w:semiHidden="1" w:unhideWhenUsed="1"/>
-    <w:lsdException w:name="footnote text" w:semiHidden="1" w:unhideWhenUsed="1"/>
-    <w:lsdException w:name="annotation text" w:semiHidden="1" w:unhideWhenUsed="1"/>
-    <w:lsdException w:name="header" w:semiHidden="1" w:unhideWhenUsed="1"/>
-    <w:lsdException w:name="footer" w:semiHidden="1" w:unhideWhenUsed="1"/>
-    <w:lsdException w:name="index heading" w:semiHidden="1" w:unhideWhenUsed="1"/>
-    <w:lsdException w:name="caption" w:semiHidden="1" w:uiPriority="35" w:unhideWhenUsed="1" w:qFormat="1"/>
-    <w:lsdException w:name="table of figures" w:semiHidden="1" w:unhideWhenUsed="1"/>
-    <w:lsdException w:name="envelope address" w:semiHidden="1" w:unhideWhenUsed="1"/>
-    <w:lsdException w:name="envelope return" w:semiHidden="1" w:unhideWhenUsed="1"/>
-    <w:lsdException w:name="footnote reference" w:semiHidden="1" w:unhideWhenUsed="1"/>
-    <w:lsdException w:name="annotation reference" w:semiHidden="1" w:unhideWhenUsed="1"/>
-    <w:lsdException w:name="line number" w:semiHidden="1" w:unhideWhenUsed="1"/>
-    <w:lsdException w:name="page number" w:semiHidden="1" w:unhideWhenUsed="1"/>
-    <w:lsdException w:name="endnote reference" w:semiHidden="1" w:unhideWhenUsed="1"/>
-    <w:lsdException w:name="endnote text" w:semiHidden="1" w:unhideWhenUsed="1"/>
-    <w:lsdException w:name="table of authorities" w:semiHidden="1" w:unhideWhenUsed="1"/>
-    <w:lsdException w:name="macro" w:semiHidden="1" w:unhideWhenUsed="1"/>
-    <w:lsdException w:name="toa heading" w:semiHidden="1" w:unhideWhenUsed="1"/>
-    <w:lsdException w:name="List" w:semiHidden="1" w:unhideWhenUsed="1"/>
-    <w:lsdException w:name="List Bullet" w:semiHidden="1" w:unhideWhenUsed="1"/>
-    <w:lsdException w:name="List Number" w:semiHidden="1" w:unhideWhenUsed="1"/>
-    <w:lsdException w:name="List 2" w:semiHidden="1" w:unhideWhenUsed="1"/>
-    <w:lsdException w:name="List 3" w:semiHidden="1" w:unhideWhenUsed="1"/>
-    <w:lsdException w:name="List 4" w:semiHidden="1" w:unhideWhenUsed="1"/>
-    <w:lsdException w:name="List 5" w:semiHidden="1" w:unhideWhenUsed="1"/>
-    <w:lsdException w:name="List Bullet 2" w:semiHidden="1" w:unhideWhenUsed="1"/>
-    <w:lsdException w:name="List Bullet 3" w:semiHidden="1" w:unhideWhenUsed="1"/>
-    <w:lsdException w:name="List Bullet 4" w:semiHidden="1" w:unhideWhenUsed="1"/>
-    <w:lsdException w:name="List Bullet 5" w:semiHidden="1" w:unhideWhenUsed="1"/>
-    <w:lsdException w:name="List Number 2" w:semiHidden="1" w:unhideWhenUsed="1"/>
-    <w:lsdException w:name="List Number 3" w:semiHidden="1" w:unhideWhenUsed="1"/>
-    <w:lsdException w:name="List Number 4" w:semiHidden="1" w:unhideWhenUsed="1"/>
-    <w:lsdException w:name="List Number 5" w:semiHidden="1" w:unhideWhenUsed="1"/>
-    <w:lsdException w:name="Title" w:uiPriority="10" w:qFormat="1"/>
-    <w:lsdException w:name="Closing" w:semiHidden="1" w:unhideWhenUsed="1"/>
-    <w:lsdException w:name="Signature" w:semiHidden="1" w:unhideWhenUsed="1"/>
-    <w:lsdException w:name="Default Paragraph Font" w:semiHidden="1" w:uiPriority="1" w:unhideWhenUsed="1"/>
-    <w:lsdException w:name="Body Text" w:semiHidden="1" w:unhideWhenUsed="1"/>
-    <w:lsdException w:name="Body Text Indent" w:semiHidden="1" w:unhideWhenUsed="1"/>
-    <w:lsdException w:name="List Continue" w:semiHidden="1" w:unhideWhenUsed="1"/>
-    <w:lsdException w:name="List Continue 2" w:semiHidden="1" w:unhideWhenUsed="1"/>
-    <w:lsdException w:name="List Continue 3" w:semiHidden="1" w:unhideWhenUsed="1"/>
-    <w:lsdException w:name="List Continue 4" w:semiHidden="1" w:unhideWhenUsed="1"/>
-    <w:lsdException w:name="List Continue 5" w:semiHidden="1" w:unhideWhenUsed="1"/>
-    <w:lsdException w:name="Message Header" w:semiHidden="1" w:unhideWhenUsed="1"/>
-    <w:lsdException w:name="Subtitle" w:uiPriority="11" w:qFormat="1"/>
-    <w:lsdException w:name="Salutation" w:semiHidden="1" w:unhideWhenUsed="1"/>
-    <w:lsdException w:name="Date" w:semiHidden="1" w:unhideWhenUsed="1"/>
-    <w:lsdException w:name="Body Text First Indent" w:semiHidden="1" w:unhideWhenUsed="1"/>
-    <w:lsdException w:name="Body Text First Indent 2" w:semiHidden="1" w:unhideWhenUsed="1"/>
-    <w:lsdException w:name="Note Heading" w:semiHidden="1" w:unhideWhenUsed="1"/>
-    <w:lsdException w:name="Body Text 2" w:semiHidden="1" w:unhideWhenUsed="1"/>
-    <w:lsdException w:name="Body Text 3" w:semiHidden="1" w:unhideWhenUsed="1"/>
-    <w:lsdException w:name="Body Text Indent 2" w:semiHidden="1" w:unhideWhenUsed="1"/>
-    <w:lsdException w:name="Body Text Indent 3" w:semiHidden="1" w:unhideWhenUsed="1"/>
-    <w:lsdException w:name="Block Text" w:semiHidden="1" w:unhideWhenUsed="1"/>
-    <w:lsdException w:name="Hyperlink" w:semiHidden="1" w:unhideWhenUsed="1"/>
-    <w:lsdException w:name="FollowedHyperlink" w:semiHidden="1" w:unhideWhenUsed="1"/>
-    <w:lsdException w:name="Strong" w:uiPriority="22" w:qFormat="1"/>
-    <w:lsdException w:name="Emphasis" w:uiPriority="20" w:qFormat="1"/>
-    <w:lsdException w:name="Document Map" w:semiHidden="1" w:unhideWhenUsed="1"/>
-    <w:lsdException w:name="Plain Text" w:semiHidden="1" w:unhideWhenUsed="1"/>
-    <w:lsdException w:name="E-mail Signature" w:semiHidden="1" w:unhideWhenUsed="1"/>
-    <w:lsdException w:name="HTML Top of Form" w:semiHidden="1" w:unhideWhenUsed="1"/>
-    <w:lsdException w:name="HTML Bottom of Form" w:semiHidden="1" w:unhideWhenUsed="1"/>
-    <w:lsdException w:name="Normal (Web)" w:semiHidden="1" w:unhideWhenUsed="1"/>
-    <w:lsdException w:name="HTML Acronym" w:semiHidden="1" w:unhideWhenUsed="1"/>
-    <w:lsdException w:name="HTML Address" w:semiHidden="1" w:unhideWhenUsed="1"/>
-    <w:lsdException w:name="HTML Cite" w:semiHidden="1" w:unhideWhenUsed="1"/>
-    <w:lsdException w:name="HTML Code" w:semiHidden="1" w:unhideWhenUsed="1"/>
-    <w:lsdException w:name="HTML Definition" w:semiHidden="1" w:unhideWhenUsed="1"/>
-    <w:lsdException w:name="HTML Keyboard" w:semiHidden="1" w:unhideWhenUsed="1"/>
-    <w:lsdException w:name="HTML Preformatted" w:semiHidden="1" w:unhideWhenUsed="1"/>
-    <w:lsdException w:name="HTML Sample" w:semiHidden="1" w:unhideWhenUsed="1"/>
-    <w:lsdException w:name="HTML Typewriter" w:semiHidden="1" w:unhideWhenUsed="1"/>
-    <w:lsdException w:name="HTML Variable" w:semiHidden="1" w:unhideWhenUsed="1"/>
-    <w:lsdException w:name="Normal Table" w:semiHidden="1" w:unhideWhenUsed="1"/>
-    <w:lsdException w:name="annotation subject" w:semiHidden="1" w:unhideWhenUsed="1"/>
-    <w:lsdException w:name="No List" w:semiHidden="1" w:unhideWhenUsed="1"/>
-    <w:lsdException w:name="Outline List 1" w:semiHidden="1" w:unhideWhenUsed="1"/>
-    <w:lsdException w:name="Outline List 2" w:semiHidden="1" w:unhideWhenUsed="1"/>
-    <w:lsdException w:name="Outline List 3" w:semiHidden="1" w:unhideWhenUsed="1"/>
-    <w:lsdException w:name="Table Simple 1" w:semiHidden="1" w:unhideWhenUsed="1"/>
-    <w:lsdException w:name="Table Simple 2" w:semiHidden="1" w:unhideWhenUsed="1"/>
-    <w:lsdException w:name="Table Simple 3" w:semiHidden="1" w:unhideWhenUsed="1"/>
-    <w:lsdException w:name="Table Classic 1" w:semiHidden="1" w:unhideWhenUsed="1"/>
-    <w:lsdException w:name="Table Classic 2" w:semiHidden="1" w:unhideWhenUsed="1"/>
-    <w:lsdException w:name="Table Classic 3" w:semiHidden="1" w:unhideWhenUsed="1"/>
-    <w:lsdException w:name="Table Classic 4" w:semiHidden="1" w:unhideWhenUsed="1"/>
-    <w:lsdException w:name="Table Colorful 1" w:semiHidden="1" w:unhideWhenUsed="1"/>
-    <w:lsdException w:name="Table Colorful 2" w:semiHidden="1" w:unhideWhenUsed="1"/>
-    <w:lsdException w:name="Table Colorful 3" w:semiHidden="1" w:unhideWhenUsed="1"/>
-    <w:lsdException w:name="Table Columns 1" w:semiHidden="1" w:unhideWhenUsed="1"/>
-    <w:lsdException w:name="Table Columns 2" w:semiHidden="1" w:unhideWhenUsed="1"/>
-    <w:lsdException w:name="Table Columns 3" w:semiHidden="1" w:unhideWhenUsed="1"/>
-    <w:lsdException w:name="Table Columns 4" w:semiHidden="1" w:unhideWhenUsed="1"/>
-    <w:lsdException w:name="Table Columns 5" w:semiHidden="1" w:unhideWhenUsed="1"/>
-    <w:lsdException w:name="Table Grid 1" w:semiHidden="1" w:unhideWhenUsed="1"/>
-    <w:lsdException w:name="Table Grid 2" w:semiHidden="1" w:unhideWhenUsed="1"/>
-    <w:lsdException w:name="Table Grid 3" w:semiHidden="1" w:unhideWhenUsed="1"/>
-    <w:lsdException w:name="Table Grid 4" w:semiHidden="1" w:unhideWhenUsed="1"/>
-    <w:lsdException w:name="Table Grid 5" w:semiHidden="1" w:unhideWhenUsed="1"/>
-    <w:lsdException w:name="Table Grid 6" w:semiHidden="1" w:unhideWhenUsed="1"/>
-    <w:lsdException w:name="Table Grid 7" w:semiHidden="1" w:unhideWhenUsed="1"/>
-    <w:lsdException w:name="Table Grid 8" w:semiHidden="1" w:unhideWhenUsed="1"/>
-    <w:lsdException w:name="Table List 1" w:semiHidden="1" w:unhideWhenUsed="1"/>
-    <w:lsdException w:name="Table List 2" w:semiHidden="1" w:unhideWhenUsed="1"/>
-    <w:lsdException w:name="Table List 3" w:semiHidden="1" w:unhideWhenUsed="1"/>
-    <w:lsdException w:name="Table List 4" w:semiHidden="1" w:unhideWhenUsed="1"/>
-    <w:lsdException w:name="Table List 5" w:semiHidden="1" w:unhideWhenUsed="1"/>
-    <w:lsdException w:name="Table List 6" w:semiHidden="1" w:unhideWhenUsed="1"/>
-    <w:lsdException w:name="Table List 7" w:semiHidden="1" w:unhideWhenUsed="1"/>
-    <w:lsdException w:name="Table List 8" w:semiHidden="1" w:unhideWhenUsed="1"/>
-    <w:lsdException w:name="Table 3D effects 1" w:semiHidden="1" w:unhideWhenUsed="1"/>
-    <w:lsdException w:name="Table 3D effects 2" w:semiHidden="1" w:unhideWhenUsed="1"/>
-    <w:lsdException w:name="Table 3D effects 3" w:semiHidden="1" w:unhideWhenUsed="1"/>
-    <w:lsdException w:name="Table Contemporary" w:semiHidden="1" w:unhideWhenUsed="1"/>
-    <w:lsdException w:name="Table Elegant" w:semiHidden="1" w:unhideWhenUsed="1"/>
-    <w:lsdException w:name="Table Professional" w:semiHidden="1" w:unhideWhenUsed="1"/>
-    <w:lsdException w:name="Table Subtle 1" w:semiHidden="1" w:unhideWhenUsed="1"/>
-    <w:lsdException w:name="Table Subtle 2" w:semiHidden="1" w:unhideWhenUsed="1"/>
-    <w:lsdException w:name="Table Web 1" w:semiHidden="1" w:unhideWhenUsed="1"/>
-    <w:lsdException w:name="Table Web 2" w:semiHidden="1" w:unhideWhenUsed="1"/>
-    <w:lsdException w:name="Table Web 3" w:semiHidden="1" w:unhideWhenUsed="1"/>
-    <w:lsdException w:name="Balloon Text" w:semiHidden="1" w:unhideWhenUsed="1"/>
-    <w:lsdException w:name="Table Grid" w:uiPriority="39"/>
-    <w:lsdException w:name="Table Theme" w:semiHidden="1" w:unhideWhenUsed="1"/>
-    <w:lsdException w:name="Placeholder Text" w:semiHidden="1"/>
-    <w:lsdException w:name="No Spacing" w:uiPriority="1" w:qFormat="1"/>
-    <w:lsdException w:name="Light Shading" w:uiPriority="60"/>
-    <w:lsdException w:name="Light List" w:uiPriority="61"/>
-    <w:lsdException w:name="Light Grid" w:uiPriority="62"/>
-    <w:lsdException w:name="Medium Shading 1" w:uiPriority="63"/>
-    <w:lsdException w:name="Medium Shading 2" w:uiPriority="64"/>
-    <w:lsdException w:name="Medium List 1" w:uiPriority="65"/>
-    <w:lsdException w:name="Medium List 2" w:uiPriority="66"/>
-    <w:lsdException w:name="Medium Grid 1" w:uiPriority="67"/>
-    <w:lsdException w:name="Medium Grid 2" w:uiPriority="68"/>
-    <w:lsdException w:name="Medium Grid 3" w:uiPriority="69"/>
-    <w:lsdException w:name="Dark List" w:uiPriority="70"/>
-    <w:lsdException w:name="Colorful Shading" w:uiPriority="71"/>
-    <w:lsdException w:name="Colorful List" w:uiPriority="72"/>
-    <w:lsdException w:name="Colorful Grid" w:uiPriority="73"/>
-    <w:lsdException w:name="Light Shading Accent 1" w:uiPriority="60"/>
-    <w:lsdException w:name="Light List Accent 1" w:uiPriority="61"/>
-    <w:lsdException w:name="Light Grid Accent 1" w:uiPriority="62"/>
-    <w:lsdException w:name="Medium Shading 1 Accent 1" w:uiPriority="63"/>
-    <w:lsdException w:name="Medium Shading 2 Accent 1" w:uiPriority="64"/>
-    <w:lsdException w:name="Medium List 1 Accent 1" w:uiPriority="65"/>
-    <w:lsdException w:name="Revision" w:semiHidden="1"/>
-    <w:lsdException w:name="List Paragraph" w:uiPriority="34" w:qFormat="1"/>
-    <w:lsdException w:name="Quote" w:uiPriority="29" w:qFormat="1"/>
-    <w:lsdException w:name="Intense Quote" w:uiPriority="30" w:qFormat="1"/>
-    <w:lsdException w:name="Medium List 2 Accent 1" w:uiPriority="66"/>
-    <w:lsdException w:name="Medium Grid 1 Accent 1" w:uiPriority="67"/>
-    <w:lsdException w:name="Medium Grid 2 Accent 1" w:uiPriority="68"/>
-    <w:lsdException w:name="Medium Grid 3 Accent 1" w:uiPriority="69"/>
-    <w:lsdException w:name="Dark List Accent 1" w:uiPriority="70"/>
-    <w:lsdException w:name="Colorful Shading Accent 1" w:uiPriority="71"/>
-    <w:lsdException w:name="Colorful List Accent 1" w:uiPriority="72"/>
-    <w:lsdException w:name="Colorful Grid Accent 1" w:uiPriority="73"/>
-    <w:lsdException w:name="Light Shading Accent 2" w:uiPriority="60"/>
-    <w:lsdException w:name="Light List Accent 2" w:uiPriority="61"/>
-    <w:lsdException w:name="Light Grid Accent 2" w:uiPriority="62"/>
-    <w:lsdException w:name="Medium Shading 1 Accent 2" w:uiPriority="63"/>
-    <w:lsdException w:name="Medium Shading 2 Accent 2" w:uiPriority="64"/>
-    <w:lsdException w:name="Medium List 1 Accent 2" w:uiPriority="65"/>
-    <w:lsdException w:name="Medium List 2 Accent 2" w:uiPriority="66"/>
-    <w:lsdException w:name="Medium Grid 1 Accent 2" w:uiPriority="67"/>
-    <w:lsdException w:name="Medium Grid 2 Accent 2" w:uiPriority="68"/>
-    <w:lsdException w:name="Medium Grid 3 Accent 2" w:uiPriority="69"/>
-    <w:lsdException w:name="Dark List Accent 2" w:uiPriority="70"/>
-    <w:lsdException w:name="Colorful Shading Accent 2" w:uiPriority="71"/>
-    <w:lsdException w:name="Colorful List Accent 2" w:uiPriority="72"/>
-    <w:lsdException w:name="Colorful Grid Accent 2" w:uiPriority="73"/>
-    <w:lsdException w:name="Light Shading Accent 3" w:uiPriority="60"/>
-    <w:lsdException w:name="Light List Accent 3" w:uiPriority="61"/>
-    <w:lsdException w:name="Light Grid Accent 3" w:uiPriority="62"/>
-    <w:lsdException w:name="Medium Shading 1 Accent 3" w:uiPriority="63"/>
-    <w:lsdException w:name="Medium Shading 2 Accent 3" w:uiPriority="64"/>
-    <w:lsdException w:name="Medium List 1 Accent 3" w:uiPriority="65"/>
-    <w:lsdException w:name="Medium List 2 Accent 3" w:uiPriority="66"/>
-    <w:lsdException w:name="Medium Grid 1 Accent 3" w:uiPriority="67"/>
-    <w:lsdException w:name="Medium Grid 2 Accent 3" w:uiPriority="68"/>
-    <w:lsdException w:name="Medium Grid 3 Accent 3" w:uiPriority="69"/>
-    <w:lsdException w:name="Dark List Accent 3" w:uiPriority="70"/>
-    <w:lsdException w:name="Colorful Shading Accent 3" w:uiPriority="71"/>
-    <w:lsdException w:name="Colorful List Accent 3" w:uiPriority="72"/>
-    <w:lsdException w:name="Colorful Grid Accent 3" w:uiPriority="73"/>
-    <w:lsdException w:name="Light Shading Accent 4" w:uiPriority="60"/>
-    <w:lsdException w:name="Light List Accent 4" w:uiPriority="61"/>
-    <w:lsdException w:name="Light Grid Accent 4" w:uiPriority="62"/>
-    <w:lsdException w:name="Medium Shading 1 Accent 4" w:uiPriority="63"/>
-    <w:lsdException w:name="Medium Shading 2 Accent 4" w:uiPriority="64"/>
-    <w:lsdException w:name="Medium List 1 Accent 4" w:uiPriority="65"/>
-    <w:lsdException w:name="Medium List 2 Accent 4" w:uiPriority="66"/>
-    <w:lsdException w:name="Medium Grid 1 Accent 4" w:uiPriority="67"/>
-    <w:lsdException w:name="Medium Grid 2 Accent 4" w:uiPriority="68"/>
-    <w:lsdException w:name="Medium Grid 3 Accent 4" w:uiPriority="69"/>
-    <w:lsdException w:name="Dark List Accent 4" w:uiPriority="70"/>
-    <w:lsdException w:name="Colorful Shading Accent 4" w:uiPriority="71"/>
-    <w:lsdException w:name="Colorful List Accent 4" w:uiPriority="72"/>
-    <w:lsdException w:name="Colorful Grid Accent 4" w:uiPriority="73"/>
-    <w:lsdException w:name="Light Shading Accent 5" w:uiPriority="60"/>
-    <w:lsdException w:name="Light List Accent 5" w:uiPriority="61"/>
-    <w:lsdException w:name="Light Grid Accent 5" w:uiPriority="62"/>
-    <w:lsdException w:name="Medium Shading 1 Accent 5" w:uiPriority="63"/>
-    <w:lsdException w:name="Medium Shading 2 Accent 5" w:uiPriority="64"/>
-    <w:lsdException w:name="Medium List 1 Accent 5" w:uiPriority="65"/>
-    <w:lsdException w:name="Medium List 2 Accent 5" w:uiPriority="66"/>
-    <w:lsdException w:name="Medium Grid 1 Accent 5" w:uiPriority="67"/>
-    <w:lsdException w:name="Medium Grid 2 Accent 5" w:uiPriority="68"/>
-    <w:lsdException w:name="Medium Grid 3 Accent 5" w:uiPriority="69"/>
-    <w:lsdException w:name="Dark List Accent 5" w:uiPriority="70"/>
-    <w:lsdException w:name="Colorful Shading Accent 5" w:uiPriority="71"/>
-    <w:lsdException w:name="Colorful List Accent 5" w:uiPriority="72"/>
-    <w:lsdException w:name="Colorful Grid Accent 5" w:uiPriority="73"/>
-    <w:lsdException w:name="Light Shading Accent 6" w:uiPriority="60"/>
-    <w:lsdException w:name="Light List Accent 6" w:uiPriority="61"/>
-    <w:lsdException w:name="Light Grid Accent 6" w:uiPriority="62"/>
-    <w:lsdException w:name="Medium Shading 1 Accent 6" w:uiPriority="63"/>
-    <w:lsdException w:name="Medium Shading 2 Accent 6" w:uiPriority="64"/>
-    <w:lsdException w:name="Medium List 1 Accent 6" w:uiPriority="65"/>
-    <w:lsdException w:name="Medium List 2 Accent 6" w:uiPriority="66"/>
-    <w:lsdException w:name="Medium Grid 1 Accent 6" w:uiPriority="67"/>
-    <w:lsdException w:name="Medium Grid 2 Accent 6" w:uiPriority="68"/>
-    <w:lsdException w:name="Medium Grid 3 Accent 6" w:uiPriority="69"/>
-    <w:lsdException w:name="Dark List Accent 6" w:uiPriority="70"/>
-    <w:lsdException w:name="Colorful Shading Accent 6" w:uiPriority="71"/>
-    <w:lsdException w:name="Colorful List Accent 6" w:uiPriority="72"/>
-    <w:lsdException w:name="Colorful Grid Accent 6" w:uiPriority="73"/>
-    <w:lsdException w:name="Subtle Emphasis" w:uiPriority="19" w:qFormat="1"/>
-    <w:lsdException w:name="Intense Emphasis" w:uiPriority="21" w:qFormat="1"/>
-    <w:lsdException w:name="Subtle Reference" w:uiPriority="31" w:qFormat="1"/>
-    <w:lsdException w:name="Intense Reference" w:uiPriority="32" w:qFormat="1"/>
-    <w:lsdException w:name="Book Title" w:uiPriority="33" w:qFormat="1"/>
-    <w:lsdException w:name="Bibliography" w:semiHidden="1" w:uiPriority="37" w:unhideWhenUsed="1"/>
-    <w:lsdException w:name="TOC Heading" w:semiHidden="1" w:uiPriority="39" w:unhideWhenUsed="1" w:qFormat="1"/>
-    <w:lsdException w:name="Plain Table 1" w:uiPriority="41"/>
-    <w:lsdException w:name="Plain Table 2" w:uiPriority="42"/>
-    <w:lsdException w:name="Plain Table 3" w:uiPriority="43"/>
-    <w:lsdException w:name="Plain Table 4" w:uiPriority="44"/>
-    <w:lsdException w:name="Plain Table 5" w:uiPriority="45"/>
-    <w:lsdException w:name="Grid Table Light" w:uiPriority="40"/>
-    <w:lsdException w:name="Grid Table 1 Light" w:uiPriority="46"/>
-    <w:lsdException w:name="Grid Table 2" w:uiPriority="47"/>
-    <w:lsdException w:name="Grid Table 3" w:uiPriority="48"/>
-    <w:lsdException w:name="Grid Table 4" w:uiPriority="49"/>
-    <w:lsdException w:name="Grid Table 5 Dark" w:uiPriority="50"/>
-    <w:lsdException w:name="Grid Table 6 Colorful" w:uiPriority="51"/>
-    <w:lsdException w:name="Grid Table 7 Colorful" w:uiPriority="52"/>
-    <w:lsdException w:name="Grid Table 1 Light Accent 1" w:uiPriority="46"/>
-    <w:lsdException w:name="Grid Table 2 Accent 1" w:uiPriority="47"/>
-    <w:lsdException w:name="Grid Table 3 Accent 1" w:uiPriority="48"/>
-    <w:lsdException w:name="Grid Table 4 Accent 1" w:uiPriority="49"/>
-    <w:lsdException w:name="Grid Table 5 Dark Accent 1" w:uiPriority="50"/>
-    <w:lsdException w:name="Grid Table 6 Colorful Accent 1" w:uiPriority="51"/>
-    <w:lsdException w:name="Grid Table 7 Colorful Accent 1" w:uiPriority="52"/>
-    <w:lsdException w:name="Grid Table 1 Light Accent 2" w:uiPriority="46"/>
-    <w:lsdException w:name="Grid Table 2 Accent 2" w:uiPriority="47"/>
-    <w:lsdException w:name="Grid Table 3 Accent 2" w:uiPriority="48"/>
-    <w:lsdException w:name="Grid Table 4 Accent 2" w:uiPriority="49"/>
-    <w:lsdException w:name="Grid Table 5 Dark Accent 2" w:uiPriority="50"/>
-    <w:lsdException w:name="Grid Table 6 Colorful Accent 2" w:uiPriority="51"/>
-    <w:lsdException w:name="Grid Table 7 Colorful Accent 2" w:uiPriority="52"/>
-    <w:lsdException w:name="Grid Table 1 Light Accent 3" w:uiPriority="46"/>
-    <w:lsdException w:name="Grid Table 2 Accent 3" w:uiPriority="47"/>
-    <w:lsdException w:name="Grid Table 3 Accent 3" w:uiPriority="48"/>
-    <w:lsdException w:name="Grid Table 4 Accent 3" w:uiPriority="49"/>
-    <w:lsdException w:name="Grid Table 5 Dark Accent 3" w:uiPriority="50"/>
-    <w:lsdException w:name="Grid Table 6 Colorful Accent 3" w:uiPriority="51"/>
-    <w:lsdException w:name="Grid Table 7 Colorful Accent 3" w:uiPriority="52"/>
-    <w:lsdException w:name="Grid Table 1 Light Accent 4" w:uiPriority="46"/>
-    <w:lsdException w:name="Grid Table 2 Accent 4" w:uiPriority="47"/>
-    <w:lsdException w:name="Grid Table 3 Accent 4" w:uiPriority="48"/>
-    <w:lsdException w:name="Grid Table 4 Accent 4" w:uiPriority="49"/>
-    <w:lsdException w:name="Grid Table 5 Dark Accent 4" w:uiPriority="50"/>
-    <w:lsdException w:name="Grid Table 6 Colorful Accent 4" w:uiPriority="51"/>
-    <w:lsdException w:name="Grid Table 7 Colorful Accent 4" w:uiPriority="52"/>
-    <w:lsdException w:name="Grid Table 1 Light Accent 5" w:uiPriority="46"/>
-    <w:lsdException w:name="Grid Table 2 Accent 5" w:uiPriority="47"/>
-    <w:lsdException w:name="Grid Table 3 Accent 5" w:uiPriority="48"/>
-    <w:lsdException w:name="Grid Table 4 Accent 5" w:uiPriority="49"/>
-    <w:lsdException w:name="Grid Table 5 Dark Accent 5" w:uiPriority="50"/>
-    <w:lsdException w:name="Grid Table 6 Colorful Accent 5" w:uiPriority="51"/>
-    <w:lsdException w:name="Grid Table 7 Colorful Accent 5" w:uiPriority="52"/>
-    <w:lsdException w:name="Grid Table 1 Light Accent 6" w:uiPriority="46"/>
-    <w:lsdException w:name="Grid Table 2 Accent 6" w:uiPriority="47"/>
-    <w:lsdException w:name="Grid Table 3 Accent 6" w:uiPriority="48"/>
-    <w:lsdException w:name="Grid Table 4 Accent 6" w:uiPriority="49"/>
-    <w:lsdException w:name="Grid Table 5 Dark Accent 6" w:uiPriority="50"/>
-    <w:lsdException w:name="Grid Table 6 Colorful Accent 6" w:uiPriority="51"/>
-    <w:lsdException w:name="Grid Table 7 Colorful Accent 6" w:uiPriority="52"/>
-    <w:lsdException w:name="List Table 1 Light" w:uiPriority="46"/>
-    <w:lsdException w:name="List Table 2" w:uiPriority="47"/>
-    <w:lsdException w:name="List Table 3" w:uiPriority="48"/>
-    <w:lsdException w:name="List Table 4" w:uiPriority="49"/>
-    <w:lsdException w:name="List Table 5 Dark" w:uiPriority="50"/>
-    <w:lsdException w:name="List Table 6 Colorful" w:uiPriority="51"/>
-    <w:lsdException w:name="List Table 7 Colorful" w:uiPriority="52"/>
-    <w:lsdException w:name="List Table 1 Light Accent 1" w:uiPriority="46"/>
-    <w:lsdException w:name="List Table 2 Accent 1" w:uiPriority="47"/>
-    <w:lsdException w:name="List Table 3 Accent 1" w:uiPriority="48"/>
-    <w:lsdException w:name="List Table 4 Accent 1" w:uiPriority="49"/>
-    <w:lsdException w:name="List Table 5 Dark Accent 1" w:uiPriority="50"/>
-    <w:lsdException w:name="List Table 6 Colorful Accent 1" w:uiPriority="51"/>
-    <w:lsdException w:name="List Table 7 Colorful Accent 1" w:uiPriority="52"/>
-    <w:lsdException w:name="List Table 1 Light Accent 2" w:uiPriority="46"/>
-    <w:lsdException w:name="List Table 2 Accent 2" w:uiPriority="47"/>
-    <w:lsdException w:name="List Table 3 Accent 2" w:uiPriority="48"/>
-    <w:lsdException w:name="List Table 4 Accent 2" w:uiPriority="49"/>
-    <w:lsdException w:name="List Table 5 Dark Accent 2" w:uiPriority="50"/>
-    <w:lsdException w:name="List Table 6 Colorful Accent 2" w:uiPriority="51"/>
-    <w:lsdException w:name="List Table 7 Colorful Accent 2" w:uiPriority="52"/>
-    <w:lsdException w:name="List Table 1 Light Accent 3" w:uiPriority="46"/>
-    <w:lsdException w:name="List Table 2 Accent 3" w:uiPriority="47"/>
-    <w:lsdException w:name="List Table 3 Accent 3" w:uiPriority="48"/>
-    <w:lsdException w:name="List Table 4 Accent 3" w:uiPriority="49"/>
-    <w:lsdException w:name="List Table 5 Dark Accent 3" w:uiPriority="50"/>
-    <w:lsdException w:name="List Table 6 Colorful Accent 3" w:uiPriority="51"/>
-    <w:lsdException w:name="List Table 7 Colorful Accent 3" w:uiPriority="52"/>
-    <w:lsdException w:name="List Table 1 Light Accent 4" w:uiPriority="46"/>
-    <w:lsdException w:name="List Table 2 Accent 4" w:uiPriority="47"/>
-    <w:lsdException w:name="List Table 3 Accent 4" w:uiPriority="48"/>
-    <w:lsdException w:name="List Table 4 Accent 4" w:uiPriority="49"/>
-    <w:lsdException w:name="List Table 5 Dark Accent 4" w:uiPriority="50"/>
-    <w:lsdException w:name="List Table 6 Colorful Accent 4" w:uiPriority="51"/>
-    <w:lsdException w:name="List Table 7 Colorful Accent 4" w:uiPriority="52"/>
-    <w:lsdException w:name="List Table 1 Light Accent 5" w:uiPriority="46"/>
-    <w:lsdException w:name="List Table 2 Accent 5" w:uiPriority="47"/>
-    <w:lsdException w:name="List Table 3 Accent 5" w:uiPriority="48"/>
-    <w:lsdException w:name="List Table 4 Accent 5" w:uiPriority="49"/>
-    <w:lsdException w:name="List Table 5 Dark Accent 5" w:uiPriority="50"/>
-    <w:lsdException w:name="List Table 6 Colorful Accent 5" w:uiPriority="51"/>
-    <w:lsdException w:name="List Table 7 Colorful Accent 5" w:uiPriority="52"/>
-    <w:lsdException w:name="List Table 1 Light Accent 6" w:uiPriority="46"/>
-    <w:lsdException w:name="List Table 2 Accent 6" w:uiPriority="47"/>
-    <w:lsdException w:name="List Table 3 Accent 6" w:uiPriority="48"/>
-    <w:lsdException w:name="List Table 4 Accent 6" w:uiPriority="49"/>
-    <w:lsdException w:name="List Table 5 Dark Accent 6" w:uiPriority="50"/>
-    <w:lsdException w:name="List Table 6 Colorful Accent 6" w:uiPriority="51"/>
-    <w:lsdException w:name="List Table 7 Colorful Accent 6" w:uiPriority="52"/>
-    <w:lsdException w:name="Mention" w:semiHidden="1" w:unhideWhenUsed="1"/>
-    <w:lsdException w:name="Smart Hyperlink" w:semiHidden="1" w:unhideWhenUsed="1"/>
-    <w:lsdException w:name="Hashtag" w:semiHidden="1" w:unhideWhenUsed="1"/>
-    <w:lsdException w:name="Unresolved Mention" w:semiHidden="1" w:unhideWhenUsed="1"/>
-    <w:lsdException w:name="Smart Link" w:semiHidden="1" w:unhideWhenUsed="1"/>
+  <w:latentStyles w:count="260" w:defQFormat="0" w:defUnhideWhenUsed="1" w:defSemiHidden="1" w:defUIPriority="99" w:defLockedState="0">
+    <w:lsdException w:qFormat="1" w:unhideWhenUsed="0" w:uiPriority="0" w:semiHidden="0" w:name="Normal"/>
+    <w:lsdException w:qFormat="1" w:unhideWhenUsed="0" w:uiPriority="9" w:semiHidden="0" w:name="heading 1"/>
+    <w:lsdException w:qFormat="1" w:uiPriority="9" w:name="heading 2"/>
+    <w:lsdException w:qFormat="1" w:uiPriority="9" w:name="heading 3"/>
+    <w:lsdException w:qFormat="1" w:uiPriority="9" w:name="heading 4"/>
+    <w:lsdException w:qFormat="1" w:uiPriority="9" w:name="heading 5"/>
+    <w:lsdException w:qFormat="1" w:uiPriority="9" w:name="heading 6"/>
+    <w:lsdException w:qFormat="1" w:uiPriority="9" w:name="heading 7"/>
+    <w:lsdException w:qFormat="1" w:uiPriority="9" w:name="heading 8"/>
+    <w:lsdException w:qFormat="1" w:uiPriority="9" w:name="heading 9"/>
+    <w:lsdException w:uiPriority="99" w:name="index 1"/>
+    <w:lsdException w:uiPriority="99" w:name="index 2"/>
+    <w:lsdException w:uiPriority="99" w:name="index 3"/>
+    <w:lsdException w:uiPriority="99" w:name="index 4"/>
+    <w:lsdException w:uiPriority="99" w:name="index 5"/>
+    <w:lsdException w:uiPriority="99" w:name="index 6"/>
+    <w:lsdException w:uiPriority="99" w:name="index 7"/>
+    <w:lsdException w:uiPriority="99" w:name="index 8"/>
+    <w:lsdException w:uiPriority="99" w:name="index 9"/>
+    <w:lsdException w:uiPriority="39" w:name="toc 1"/>
+    <w:lsdException w:uiPriority="39" w:name="toc 2"/>
+    <w:lsdException w:uiPriority="39" w:name="toc 3"/>
+    <w:lsdException w:uiPriority="39" w:name="toc 4"/>
+    <w:lsdException w:uiPriority="39" w:name="toc 5"/>
+    <w:lsdException w:uiPriority="39" w:name="toc 6"/>
+    <w:lsdException w:uiPriority="39" w:name="toc 7"/>
+    <w:lsdException w:uiPriority="39" w:name="toc 8"/>
+    <w:lsdException w:uiPriority="39" w:name="toc 9"/>
+    <w:lsdException w:uiPriority="99" w:name="Normal Indent"/>
+    <w:lsdException w:uiPriority="99" w:name="footnote text"/>
+    <w:lsdException w:uiPriority="99" w:name="annotation text"/>
+    <w:lsdException w:uiPriority="99" w:name="header"/>
+    <w:lsdException w:uiPriority="99" w:name="footer"/>
+    <w:lsdException w:uiPriority="99" w:name="index heading"/>
+    <w:lsdException w:qFormat="1" w:uiPriority="35" w:name="caption"/>
+    <w:lsdException w:uiPriority="99" w:name="table of figures"/>
+    <w:lsdException w:uiPriority="99" w:name="envelope address"/>
+    <w:lsdException w:uiPriority="99" w:name="envelope return"/>
+    <w:lsdException w:uiPriority="99" w:name="footnote reference"/>
+    <w:lsdException w:uiPriority="99" w:name="annotation reference"/>
+    <w:lsdException w:uiPriority="99" w:name="line number"/>
+    <w:lsdException w:uiPriority="99" w:name="page number"/>
+    <w:lsdException w:uiPriority="99" w:name="endnote reference"/>
+    <w:lsdException w:uiPriority="99" w:name="endnote text"/>
+    <w:lsdException w:uiPriority="99" w:name="table of authorities"/>
+    <w:lsdException w:uiPriority="99" w:name="macro"/>
+    <w:lsdException w:uiPriority="99" w:name="toa heading"/>
+    <w:lsdException w:uiPriority="99" w:name="List"/>
+    <w:lsdException w:uiPriority="99" w:name="List Bullet"/>
+    <w:lsdException w:uiPriority="99" w:name="List Number"/>
+    <w:lsdException w:uiPriority="99" w:name="List 2"/>
+    <w:lsdException w:uiPriority="99" w:name="List 3"/>
+    <w:lsdException w:uiPriority="99" w:name="List 4"/>
+    <w:lsdException w:uiPriority="99" w:name="List 5"/>
+    <w:lsdException w:uiPriority="99" w:name="List Bullet 2"/>
+    <w:lsdException w:uiPriority="99" w:name="List Bullet 3"/>
+    <w:lsdException w:uiPriority="99" w:name="List Bullet 4"/>
+    <w:lsdException w:uiPriority="99" w:name="List Bullet 5"/>
+    <w:lsdException w:uiPriority="99" w:name="List Number 2"/>
+    <w:lsdException w:uiPriority="99" w:name="List Number 3"/>
+    <w:lsdException w:uiPriority="99" w:name="List Number 4"/>
+    <w:lsdException w:uiPriority="99" w:name="List Number 5"/>
+    <w:lsdException w:qFormat="1" w:unhideWhenUsed="0" w:uiPriority="10" w:semiHidden="0" w:name="Title"/>
+    <w:lsdException w:uiPriority="99" w:name="Closing"/>
+    <w:lsdException w:uiPriority="99" w:name="Signature"/>
+    <w:lsdException w:qFormat="1" w:uiPriority="1" w:semiHidden="0" w:name="Default Paragraph Font"/>
+    <w:lsdException w:uiPriority="99" w:name="Body Text"/>
+    <w:lsdException w:uiPriority="99" w:name="Body Text Indent"/>
+    <w:lsdException w:uiPriority="99" w:name="List Continue"/>
+    <w:lsdException w:uiPriority="99" w:name="List Continue 2"/>
+    <w:lsdException w:uiPriority="99" w:name="List Continue 3"/>
+    <w:lsdException w:uiPriority="99" w:name="List Continue 4"/>
+    <w:lsdException w:uiPriority="99" w:name="List Continue 5"/>
+    <w:lsdException w:uiPriority="99" w:name="Message Header"/>
+    <w:lsdException w:qFormat="1" w:unhideWhenUsed="0" w:uiPriority="11" w:semiHidden="0" w:name="Subtitle"/>
+    <w:lsdException w:uiPriority="99" w:name="Salutation"/>
+    <w:lsdException w:uiPriority="99" w:name="Date"/>
+    <w:lsdException w:uiPriority="99" w:name="Body Text First Indent"/>
+    <w:lsdException w:uiPriority="99" w:name="Body Text First Indent 2"/>
+    <w:lsdException w:uiPriority="99" w:name="Note Heading"/>
+    <w:lsdException w:uiPriority="99" w:name="Body Text 2"/>
+    <w:lsdException w:uiPriority="99" w:name="Body Text 3"/>
+    <w:lsdException w:uiPriority="99" w:name="Body Text Indent 2"/>
+    <w:lsdException w:uiPriority="99" w:name="Body Text Indent 3"/>
+    <w:lsdException w:uiPriority="99" w:name="Block Text"/>
+    <w:lsdException w:qFormat="1" w:uiPriority="99" w:semiHidden="0" w:name="Hyperlink"/>
+    <w:lsdException w:uiPriority="99" w:name="FollowedHyperlink"/>
+    <w:lsdException w:qFormat="1" w:unhideWhenUsed="0" w:uiPriority="22" w:semiHidden="0" w:name="Strong"/>
+    <w:lsdException w:qFormat="1" w:unhideWhenUsed="0" w:uiPriority="20" w:semiHidden="0" w:name="Emphasis"/>
+    <w:lsdException w:uiPriority="99" w:name="Document Map"/>
+    <w:lsdException w:uiPriority="99" w:name="Plain Text"/>
+    <w:lsdException w:uiPriority="99" w:name="E-mail Signature"/>
+    <w:lsdException w:uiPriority="99" w:name="Normal (Web)"/>
+    <w:lsdException w:uiPriority="99" w:name="HTML Acronym"/>
+    <w:lsdException w:uiPriority="99" w:name="HTML Address"/>
+    <w:lsdException w:uiPriority="99" w:name="HTML Cite"/>
+    <w:lsdException w:uiPriority="99" w:name="HTML Code"/>
+    <w:lsdException w:uiPriority="99" w:name="HTML Definition"/>
+    <w:lsdException w:uiPriority="99" w:name="HTML Keyboard"/>
+    <w:lsdException w:uiPriority="99" w:name="HTML Preformatted"/>
+    <w:lsdException w:uiPriority="99" w:name="HTML Sample"/>
+    <w:lsdException w:uiPriority="99" w:name="HTML Typewriter"/>
+    <w:lsdException w:uiPriority="99" w:name="HTML Variable"/>
+    <w:lsdException w:qFormat="1" w:uiPriority="99" w:name="Normal Table"/>
+    <w:lsdException w:uiPriority="99" w:name="annotation subject"/>
+    <w:lsdException w:uiPriority="99" w:name="Table Simple 1"/>
+    <w:lsdException w:uiPriority="99" w:name="Table Simple 2"/>
+    <w:lsdException w:uiPriority="99" w:name="Table Simple 3"/>
+    <w:lsdException w:uiPriority="99" w:name="Table Classic 1"/>
+    <w:lsdException w:uiPriority="99" w:name="Table Classic 2"/>
+    <w:lsdException w:uiPriority="99" w:name="Table Classic 3"/>
+    <w:lsdException w:uiPriority="99" w:name="Table Classic 4"/>
+    <w:lsdException w:uiPriority="99" w:name="Table Colorful 1"/>
+    <w:lsdException w:uiPriority="99" w:name="Table Colorful 2"/>
+    <w:lsdException w:uiPriority="99" w:name="Table Colorful 3"/>
+    <w:lsdException w:uiPriority="99" w:name="Table Columns 1"/>
+    <w:lsdException w:uiPriority="99" w:name="Table Columns 2"/>
+    <w:lsdException w:uiPriority="99" w:name="Table Columns 3"/>
+    <w:lsdException w:uiPriority="99" w:name="Table Columns 4"/>
+    <w:lsdException w:uiPriority="99" w:name="Table Columns 5"/>
+    <w:lsdException w:uiPriority="99" w:name="Table Grid 1"/>
+    <w:lsdException w:uiPriority="99" w:name="Table Grid 2"/>
+    <w:lsdException w:uiPriority="99" w:name="Table Grid 3"/>
+    <w:lsdException w:uiPriority="99" w:name="Table Grid 4"/>
+    <w:lsdException w:uiPriority="99" w:name="Table Grid 5"/>
+    <w:lsdException w:uiPriority="99" w:name="Table Grid 6"/>
+    <w:lsdException w:uiPriority="99" w:name="Table Grid 7"/>
+    <w:lsdException w:uiPriority="99" w:name="Table Grid 8"/>
+    <w:lsdException w:uiPriority="99" w:name="Table List 1"/>
+    <w:lsdException w:uiPriority="99" w:name="Table List 2"/>
+    <w:lsdException w:uiPriority="99" w:name="Table List 3"/>
+    <w:lsdException w:uiPriority="99" w:name="Table List 4"/>
+    <w:lsdException w:uiPriority="99" w:name="Table List 5"/>
+    <w:lsdException w:uiPriority="99" w:name="Table List 6"/>
+    <w:lsdException w:uiPriority="99" w:name="Table List 7"/>
+    <w:lsdException w:uiPriority="99" w:name="Table List 8"/>
+    <w:lsdException w:uiPriority="99" w:name="Table 3D effects 1"/>
+    <w:lsdException w:uiPriority="99" w:name="Table 3D effects 2"/>
+    <w:lsdException w:uiPriority="99" w:name="Table 3D effects 3"/>
+    <w:lsdException w:uiPriority="99" w:name="Table Contemporary"/>
+    <w:lsdException w:uiPriority="99" w:name="Table Elegant"/>
+    <w:lsdException w:uiPriority="99" w:name="Table Professional"/>
+    <w:lsdException w:uiPriority="99" w:name="Table Subtle 1"/>
+    <w:lsdException w:uiPriority="99" w:name="Table Subtle 2"/>
+    <w:lsdException w:uiPriority="99" w:name="Table Web 1"/>
+    <w:lsdException w:uiPriority="99" w:name="Table Web 2"/>
+    <w:lsdException w:uiPriority="99" w:name="Table Web 3"/>
+    <w:lsdException w:uiPriority="99" w:name="Balloon Text"/>
+    <w:lsdException w:unhideWhenUsed="0" w:uiPriority="39" w:semiHidden="0" w:name="Table Grid"/>
+    <w:lsdException w:uiPriority="99" w:name="Table Theme"/>
   </w:latentStyles>
-  <w:style w:type="paragraph" w:default="1" w:styleId="a">
+  <w:style w:type="paragraph" w:default="1" w:styleId="1">
     <w:name w:val="Normal"/>
     <w:qFormat/>
-    <w:rsid w:val="00165ED9"/>
+    <w:uiPriority w:val="0"/>
     <w:pPr>
-      <w:spacing w:line="256" w:lineRule="auto"/>
+      <w:spacing w:after="160" w:line="256" w:lineRule="auto"/>
     </w:pPr>
+    <w:rPr>
+      <w:rFonts w:asciiTheme="minorHAnsi" w:hAnsiTheme="minorHAnsi" w:eastAsiaTheme="minorHAnsi" w:cstheme="minorBidi"/>
+      <w:sz w:val="22"/>
+      <w:szCs w:val="22"/>
+      <w:lang w:val="ru-RU" w:eastAsia="en-US" w:bidi="ar-SA"/>
+    </w:rPr>
   </w:style>
-  <w:style w:type="character" w:default="1" w:styleId="a0">
+  <w:style w:type="character" w:default="1" w:styleId="2">
     <w:name w:val="Default Paragraph Font"/>
+    <w:unhideWhenUsed/>
+    <w:qFormat/>
     <w:uiPriority w:val="1"/>
-    <w:unhideWhenUsed/>
   </w:style>
-  <w:style w:type="table" w:default="1" w:styleId="a1">
+  <w:style w:type="table" w:default="1" w:styleId="3">
     <w:name w:val="Normal Table"/>
-    <w:uiPriority w:val="99"/>
     <w:semiHidden/>
     <w:unhideWhenUsed/>
+    <w:qFormat/>
+    <w:uiPriority w:val="99"/>
     <w:tblPr>
-      <w:tblInd w:w="0" w:type="dxa"/>
       <w:tblCellMar>
         <w:top w:w="0" w:type="dxa"/>
         <w:left w:w="108" w:type="dxa"/>
@@ -1356,21 +1259,20 @@
       </w:tblCellMar>
     </w:tblPr>
   </w:style>
-  <w:style w:type="numbering" w:default="1" w:styleId="a2">
-    <w:name w:val="No List"/>
+  <w:style w:type="character" w:styleId="4">
+    <w:name w:val="Hyperlink"/>
+    <w:basedOn w:val="2"/>
+    <w:unhideWhenUsed/>
+    <w:qFormat/>
     <w:uiPriority w:val="99"/>
-    <w:semiHidden/>
-    <w:unhideWhenUsed/>
-  </w:style>
-  <w:style w:type="character" w:styleId="a3">
-    <w:name w:val="Hyperlink"/>
-    <w:basedOn w:val="a0"/>
-    <w:uiPriority w:val="99"/>
-    <w:unhideWhenUsed/>
-    <w:rsid w:val="00165ED9"/>
     <w:rPr>
       <w:color w:val="0563C1" w:themeColor="hyperlink"/>
       <w:u w:val="single"/>
+      <w14:textFill>
+        <w14:solidFill>
+          <w14:schemeClr w14:val="hlink"/>
+        </w14:solidFill>
+      </w14:textFill>
     </w:rPr>
   </w:style>
 </w:styles>
@@ -1419,7 +1321,7 @@
     </a:clrScheme>
     <a:fontScheme name="Стандартная">
       <a:majorFont>
-        <a:latin typeface="Calibri Light" panose="020F0302020204030204"/>
+        <a:latin typeface="Calibri Light"/>
         <a:ea typeface=""/>
         <a:cs typeface=""/>
         <a:font script="Jpan" typeface="游ゴシック Light"/>
@@ -1452,26 +1354,9 @@
         <a:font script="Viet" typeface="Times New Roman"/>
         <a:font script="Uigh" typeface="Microsoft Uighur"/>
         <a:font script="Geor" typeface="Sylfaen"/>
-        <a:font script="Armn" typeface="Arial"/>
-        <a:font script="Bugi" typeface="Leelawadee UI"/>
-        <a:font script="Bopo" typeface="Microsoft JhengHei"/>
-        <a:font script="Java" typeface="Javanese Text"/>
-        <a:font script="Lisu" typeface="Segoe UI"/>
-        <a:font script="Mymr" typeface="Myanmar Text"/>
-        <a:font script="Nkoo" typeface="Ebrima"/>
-        <a:font script="Olck" typeface="Nirmala UI"/>
-        <a:font script="Osma" typeface="Ebrima"/>
-        <a:font script="Phag" typeface="Phagspa"/>
-        <a:font script="Syrn" typeface="Estrangelo Edessa"/>
-        <a:font script="Syrj" typeface="Estrangelo Edessa"/>
-        <a:font script="Syre" typeface="Estrangelo Edessa"/>
-        <a:font script="Sora" typeface="Nirmala UI"/>
-        <a:font script="Tale" typeface="Microsoft Tai Le"/>
-        <a:font script="Talu" typeface="Microsoft New Tai Lue"/>
-        <a:font script="Tfng" typeface="Ebrima"/>
       </a:majorFont>
       <a:minorFont>
-        <a:latin typeface="Calibri" panose="020F0502020204030204"/>
+        <a:latin typeface="Calibri"/>
         <a:ea typeface=""/>
         <a:cs typeface=""/>
         <a:font script="Jpan" typeface="游明朝"/>
@@ -1504,23 +1389,6 @@
         <a:font script="Viet" typeface="Arial"/>
         <a:font script="Uigh" typeface="Microsoft Uighur"/>
         <a:font script="Geor" typeface="Sylfaen"/>
-        <a:font script="Armn" typeface="Arial"/>
-        <a:font script="Bugi" typeface="Leelawadee UI"/>
-        <a:font script="Bopo" typeface="Microsoft JhengHei"/>
-        <a:font script="Java" typeface="Javanese Text"/>
-        <a:font script="Lisu" typeface="Segoe UI"/>
-        <a:font script="Mymr" typeface="Myanmar Text"/>
-        <a:font script="Nkoo" typeface="Ebrima"/>
-        <a:font script="Olck" typeface="Nirmala UI"/>
-        <a:font script="Osma" typeface="Ebrima"/>
-        <a:font script="Phag" typeface="Phagspa"/>
-        <a:font script="Syrn" typeface="Estrangelo Edessa"/>
-        <a:font script="Syrj" typeface="Estrangelo Edessa"/>
-        <a:font script="Syre" typeface="Estrangelo Edessa"/>
-        <a:font script="Sora" typeface="Nirmala UI"/>
-        <a:font script="Tale" typeface="Microsoft Tai Le"/>
-        <a:font script="Talu" typeface="Microsoft New Tai Lue"/>
-        <a:font script="Tfng" typeface="Ebrima"/>
       </a:minorFont>
     </a:fontScheme>
     <a:fmtScheme name="Стандартная">
@@ -1662,11 +1530,5 @@
     </a:fmtScheme>
   </a:themeElements>
   <a:objectDefaults/>
-  <a:extraClrSchemeLst/>
-  <a:extLst>
-    <a:ext uri="{05A4C25C-085E-4340-85A3-A5531E510DB2}">
-      <thm15:themeFamily xmlns:thm15="http://schemas.microsoft.com/office/thememl/2012/main" name="Office Theme" id="{62F939B6-93AF-4DB8-9C6B-D6C7DFDC589F}" vid="{4A3C46E8-61CC-4603-A589-7422A47A8E4A}"/>
-    </a:ext>
-  </a:extLst>
 </a:theme>
 </file>
--- a/public/chaqiruv-namuna.docx
+++ b/public/chaqiruv-namuna.docx
@@ -390,170 +390,197 @@
         </w:rPr>
         <w:t xml:space="preserve"> </w:t>
       </w:r>
+      <w:r>
+        <w:rPr>
+          <w:rFonts w:ascii="Times New Roman" w:hAnsi="Times New Roman" w:cs="Times New Roman"/>
+          <w:sz w:val="24"/>
+          <w:szCs w:val="24"/>
+          <w:lang w:val="en-US"/>
+        </w:rPr>
+        <w:t>202</w:t>
+      </w:r>
+      <w:r>
+        <w:rPr>
+          <w:rFonts w:hint="default" w:ascii="Times New Roman" w:hAnsi="Times New Roman" w:cs="Times New Roman"/>
+          <w:sz w:val="24"/>
+          <w:szCs w:val="24"/>
+          <w:lang w:val="en-US"/>
+        </w:rPr>
+        <w:t>6</w:t>
+      </w:r>
+      <w:r>
+        <w:rPr>
+          <w:rFonts w:ascii="Times New Roman" w:hAnsi="Times New Roman" w:cs="Times New Roman"/>
+          <w:sz w:val="24"/>
+          <w:szCs w:val="24"/>
+          <w:lang w:val="en-US"/>
+        </w:rPr>
+        <w:t>/202</w:t>
+      </w:r>
+      <w:r>
+        <w:rPr>
+          <w:rFonts w:hint="default" w:ascii="Times New Roman" w:hAnsi="Times New Roman" w:cs="Times New Roman"/>
+          <w:sz w:val="24"/>
+          <w:szCs w:val="24"/>
+          <w:lang w:val="en-US"/>
+        </w:rPr>
+        <w:t>7</w:t>
+      </w:r>
+      <w:r>
+        <w:rPr>
+          <w:rFonts w:ascii="Times New Roman" w:hAnsi="Times New Roman" w:cs="Times New Roman"/>
+          <w:sz w:val="24"/>
+          <w:szCs w:val="24"/>
+          <w:lang w:val="en-US"/>
+        </w:rPr>
+        <w:t>-{start_num}</w:t>
+      </w:r>
+      <w:r>
+        <w:rPr>
+          <w:rFonts w:ascii="Times New Roman" w:hAnsi="Times New Roman" w:cs="Times New Roman"/>
+          <w:sz w:val="24"/>
+          <w:szCs w:val="24"/>
+          <w:lang w:val="uz-Cyrl-UZ"/>
+        </w:rPr>
+        <w:t xml:space="preserve">           </w:t>
+      </w:r>
+      <w:r>
+        <w:rPr>
+          <w:rFonts w:ascii="Times New Roman" w:hAnsi="Times New Roman" w:cs="Times New Roman"/>
+          <w:sz w:val="24"/>
+          <w:szCs w:val="24"/>
+          <w:lang w:val="en-US"/>
+        </w:rPr>
+        <w:t xml:space="preserve">        </w:t>
+      </w:r>
+      <w:r>
+        <w:rPr>
+          <w:rFonts w:ascii="Times New Roman" w:hAnsi="Times New Roman" w:cs="Times New Roman"/>
+          <w:sz w:val="24"/>
+          <w:szCs w:val="24"/>
+          <w:lang w:val="uz-Cyrl-UZ"/>
+        </w:rPr>
+        <w:t xml:space="preserve">    </w:t>
+      </w:r>
+      <w:r>
+        <w:rPr>
+          <w:rFonts w:ascii="Times New Roman" w:hAnsi="Times New Roman" w:cs="Times New Roman"/>
+          <w:sz w:val="24"/>
+          <w:szCs w:val="24"/>
+          <w:lang w:val="en-US"/>
+        </w:rPr>
+        <w:t xml:space="preserve">       Urganch shahar</w:t>
+      </w:r>
+    </w:p>
+    <w:p>
+      <w:pPr>
+        <w:spacing w:after="0"/>
+        <w:jc w:val="center"/>
+        <w:rPr>
+          <w:rFonts w:ascii="Times New Roman" w:hAnsi="Times New Roman" w:cs="Times New Roman"/>
+          <w:sz w:val="14"/>
+          <w:szCs w:val="14"/>
+          <w:lang w:val="en-US"/>
+        </w:rPr>
+      </w:pPr>
+    </w:p>
+    <w:p>
+      <w:pPr>
+        <w:spacing w:after="0"/>
+        <w:jc w:val="center"/>
+        <w:rPr>
+          <w:rFonts w:ascii="Times New Roman" w:hAnsi="Times New Roman" w:cs="Times New Roman"/>
+          <w:sz w:val="28"/>
+          <w:szCs w:val="28"/>
+          <w:lang w:val="en-US"/>
+        </w:rPr>
+      </w:pPr>
+      <w:r>
+        <w:rPr>
+          <w:rFonts w:ascii="Times New Roman" w:hAnsi="Times New Roman" w:cs="Times New Roman"/>
+          <w:sz w:val="28"/>
+          <w:szCs w:val="28"/>
+          <w:lang w:val="en-US"/>
+        </w:rPr>
+        <w:t>CHAQIRUV MA’LUMOTNOMASI</w:t>
+      </w:r>
+    </w:p>
+    <w:p>
+      <w:pPr>
+        <w:spacing w:after="0"/>
+        <w:jc w:val="both"/>
+        <w:rPr>
+          <w:rFonts w:ascii="Times New Roman" w:hAnsi="Times New Roman" w:cs="Times New Roman"/>
+          <w:sz w:val="28"/>
+          <w:szCs w:val="28"/>
+          <w:lang w:val="en-US"/>
+        </w:rPr>
+      </w:pPr>
+      <w:r>
+        <w:rPr>
+          <w:rFonts w:ascii="Times New Roman" w:hAnsi="Times New Roman" w:cs="Times New Roman"/>
+          <w:sz w:val="28"/>
+          <w:szCs w:val="28"/>
+          <w:lang w:val="en-US"/>
+        </w:rPr>
+        <w:t>Ma’mun universiteti “{faculty_name}”</w:t>
+      </w:r>
+      <w:r>
+        <w:rPr>
+          <w:rFonts w:hint="default" w:ascii="Times New Roman" w:hAnsi="Times New Roman" w:cs="Times New Roman"/>
+          <w:sz w:val="28"/>
+          <w:szCs w:val="28"/>
+          <w:lang w:val="en-US"/>
+        </w:rPr>
+        <w:t xml:space="preserve"> </w:t>
+      </w:r>
+      <w:r>
+        <w:rPr>
+          <w:rFonts w:ascii="Times New Roman" w:hAnsi="Times New Roman" w:cs="Times New Roman"/>
+          <w:b/>
+          <w:sz w:val="28"/>
+          <w:szCs w:val="28"/>
+          <w:lang w:val="en-US"/>
+        </w:rPr>
+        <w:t>{specialization_code} – {specialization}</w:t>
+      </w:r>
+      <w:r>
+        <w:rPr>
+          <w:rFonts w:ascii="Times New Roman" w:hAnsi="Times New Roman" w:cs="Times New Roman"/>
+          <w:sz w:val="28"/>
+          <w:szCs w:val="28"/>
+          <w:lang w:val="en-US"/>
+        </w:rPr>
+        <w:t xml:space="preserve"> yo‘nalishi sirtqi ta’lim shakli quyidagi talabalariga {cours} o‘quv mashg‘ulotlari va attestatsiya sinovlarida ishtirok etish uchun {duration}</w:t>
+      </w:r>
+      <w:r>
+        <w:rPr>
+          <w:rFonts w:hint="default" w:ascii="Times New Roman" w:hAnsi="Times New Roman" w:cs="Times New Roman"/>
+          <w:sz w:val="28"/>
+          <w:szCs w:val="28"/>
+          <w:lang w:val="en-US"/>
+        </w:rPr>
+        <w:t xml:space="preserve"> </w:t>
+      </w:r>
+      <w:r>
+        <w:rPr>
+          <w:rFonts w:ascii="Times New Roman" w:hAnsi="Times New Roman" w:cs="Times New Roman"/>
+          <w:sz w:val="28"/>
+          <w:szCs w:val="28"/>
+          <w:lang w:val="en-US"/>
+        </w:rPr>
+        <w:t xml:space="preserve">ish haqi saqlangan holda qo‘shimcha ta’til berishingizni so‘raymiz. (manzil: {address}, </w:t>
+      </w:r>
       <w:bookmarkStart w:id="0" w:name="_GoBack"/>
       <w:bookmarkEnd w:id="0"/>
       <w:r>
         <w:rPr>
           <w:rFonts w:ascii="Times New Roman" w:hAnsi="Times New Roman" w:cs="Times New Roman"/>
-          <w:sz w:val="24"/>
-          <w:szCs w:val="24"/>
-          <w:lang w:val="en-US"/>
-        </w:rPr>
-        <w:t>202</w:t>
-      </w:r>
-      <w:r>
-        <w:rPr>
-          <w:rFonts w:hint="default" w:ascii="Times New Roman" w:hAnsi="Times New Roman" w:cs="Times New Roman"/>
-          <w:sz w:val="24"/>
-          <w:szCs w:val="24"/>
-          <w:lang w:val="en-US"/>
-        </w:rPr>
-        <w:t>6</w:t>
-      </w:r>
-      <w:r>
-        <w:rPr>
-          <w:rFonts w:ascii="Times New Roman" w:hAnsi="Times New Roman" w:cs="Times New Roman"/>
-          <w:sz w:val="24"/>
-          <w:szCs w:val="24"/>
-          <w:lang w:val="en-US"/>
-        </w:rPr>
-        <w:t>/202</w:t>
-      </w:r>
-      <w:r>
-        <w:rPr>
-          <w:rFonts w:hint="default" w:ascii="Times New Roman" w:hAnsi="Times New Roman" w:cs="Times New Roman"/>
-          <w:sz w:val="24"/>
-          <w:szCs w:val="24"/>
-          <w:lang w:val="en-US"/>
-        </w:rPr>
-        <w:t>7</w:t>
-      </w:r>
-      <w:r>
-        <w:rPr>
-          <w:rFonts w:ascii="Times New Roman" w:hAnsi="Times New Roman" w:cs="Times New Roman"/>
-          <w:sz w:val="24"/>
-          <w:szCs w:val="24"/>
-          <w:lang w:val="en-US"/>
-        </w:rPr>
-        <w:t>-{start_num}</w:t>
-      </w:r>
-      <w:r>
-        <w:rPr>
-          <w:rFonts w:ascii="Times New Roman" w:hAnsi="Times New Roman" w:cs="Times New Roman"/>
-          <w:sz w:val="24"/>
-          <w:szCs w:val="24"/>
-          <w:lang w:val="uz-Cyrl-UZ"/>
-        </w:rPr>
-        <w:t xml:space="preserve">           </w:t>
-      </w:r>
-      <w:r>
-        <w:rPr>
-          <w:rFonts w:ascii="Times New Roman" w:hAnsi="Times New Roman" w:cs="Times New Roman"/>
-          <w:sz w:val="24"/>
-          <w:szCs w:val="24"/>
-          <w:lang w:val="en-US"/>
-        </w:rPr>
-        <w:t xml:space="preserve">        </w:t>
-      </w:r>
-      <w:r>
-        <w:rPr>
-          <w:rFonts w:ascii="Times New Roman" w:hAnsi="Times New Roman" w:cs="Times New Roman"/>
-          <w:sz w:val="24"/>
-          <w:szCs w:val="24"/>
-          <w:lang w:val="uz-Cyrl-UZ"/>
-        </w:rPr>
-        <w:t xml:space="preserve">    </w:t>
-      </w:r>
-      <w:r>
-        <w:rPr>
-          <w:rFonts w:ascii="Times New Roman" w:hAnsi="Times New Roman" w:cs="Times New Roman"/>
-          <w:sz w:val="24"/>
-          <w:szCs w:val="24"/>
-          <w:lang w:val="en-US"/>
-        </w:rPr>
-        <w:t xml:space="preserve">       Urganch shahar</w:t>
-      </w:r>
-    </w:p>
-    <w:p>
-      <w:pPr>
-        <w:spacing w:after="0"/>
-        <w:jc w:val="center"/>
-        <w:rPr>
-          <w:rFonts w:ascii="Times New Roman" w:hAnsi="Times New Roman" w:cs="Times New Roman"/>
-          <w:sz w:val="14"/>
-          <w:szCs w:val="14"/>
-          <w:lang w:val="en-US"/>
-        </w:rPr>
-      </w:pPr>
-    </w:p>
-    <w:p>
-      <w:pPr>
-        <w:spacing w:after="0"/>
-        <w:jc w:val="center"/>
-        <w:rPr>
-          <w:rFonts w:ascii="Times New Roman" w:hAnsi="Times New Roman" w:cs="Times New Roman"/>
-          <w:sz w:val="28"/>
-          <w:szCs w:val="28"/>
-          <w:lang w:val="en-US"/>
-        </w:rPr>
-      </w:pPr>
-      <w:r>
-        <w:rPr>
-          <w:rFonts w:ascii="Times New Roman" w:hAnsi="Times New Roman" w:cs="Times New Roman"/>
-          <w:sz w:val="28"/>
-          <w:szCs w:val="28"/>
-          <w:lang w:val="en-US"/>
-        </w:rPr>
-        <w:t>CHAQIRUV MA’LUMOTNOMASI</w:t>
-      </w:r>
-    </w:p>
-    <w:p>
-      <w:pPr>
-        <w:spacing w:after="0"/>
-        <w:jc w:val="both"/>
-        <w:rPr>
-          <w:rFonts w:ascii="Times New Roman" w:hAnsi="Times New Roman" w:cs="Times New Roman"/>
-          <w:sz w:val="28"/>
-          <w:szCs w:val="28"/>
-          <w:lang w:val="en-US"/>
-        </w:rPr>
-      </w:pPr>
-      <w:r>
-        <w:rPr>
-          <w:rFonts w:ascii="Times New Roman" w:hAnsi="Times New Roman" w:cs="Times New Roman"/>
-          <w:sz w:val="28"/>
-          <w:szCs w:val="28"/>
-          <w:lang w:val="en-US"/>
-        </w:rPr>
-        <w:t>Ma’mun universiteti “{faculty_name}”</w:t>
-      </w:r>
-      <w:r>
-        <w:rPr>
-          <w:rFonts w:hint="default" w:ascii="Times New Roman" w:hAnsi="Times New Roman" w:cs="Times New Roman"/>
-          <w:sz w:val="28"/>
-          <w:szCs w:val="28"/>
-          <w:lang w:val="en-US"/>
-        </w:rPr>
-        <w:t xml:space="preserve"> </w:t>
-      </w:r>
-      <w:r>
-        <w:rPr>
-          <w:rFonts w:ascii="Times New Roman" w:hAnsi="Times New Roman" w:cs="Times New Roman"/>
-          <w:b/>
-          <w:sz w:val="28"/>
-          <w:szCs w:val="28"/>
-          <w:lang w:val="en-US"/>
-        </w:rPr>
-        <w:t>{specialization_code} – {specialization}</w:t>
-      </w:r>
-      <w:r>
-        <w:rPr>
-          <w:rFonts w:ascii="Times New Roman" w:hAnsi="Times New Roman" w:cs="Times New Roman"/>
-          <w:sz w:val="28"/>
-          <w:szCs w:val="28"/>
-          <w:lang w:val="en-US"/>
-        </w:rPr>
-        <w:t xml:space="preserve"> yo‘nalishi sirtqi ta’lim shakli quyidagi talabalariga {cours} o‘quv mashg‘ulotlari va attestatsiya sinovlarida ishtirok etish uchun {duration}gacha ish haqi saqlangan holda qo‘shimcha ta’til berishingizni so‘raymiz. (manzil: {address}, soat {study_time} da )  </w:t>
+          <w:sz w:val="28"/>
+          <w:szCs w:val="28"/>
+          <w:lang w:val="en-US"/>
+        </w:rPr>
+        <w:t xml:space="preserve">soat {study_time} da )  </w:t>
       </w:r>
     </w:p>
     <w:p>
@@ -893,7 +920,7 @@
           <w:szCs w:val="28"/>
           <w:lang w:val="en-US"/>
         </w:rPr>
-        <w:t xml:space="preserve"> fakulteti dekani</w:t>
+        <w:t xml:space="preserve"> dekani</w:t>
       </w:r>
       <w:r>
         <w:rPr>
@@ -919,6 +946,16 @@
       <w:r>
         <w:rPr>
           <w:rFonts w:ascii="Times New Roman" w:hAnsi="Times New Roman" w:cs="Times New Roman"/>
+          <w:b/>
+          <w:sz w:val="28"/>
+          <w:szCs w:val="28"/>
+          <w:lang w:val="en-US"/>
+        </w:rPr>
+        <w:tab/>
+      </w:r>
+      <w:r>
+        <w:rPr>
+          <w:rFonts w:hint="default" w:ascii="Times New Roman" w:hAnsi="Times New Roman" w:cs="Times New Roman"/>
           <w:b/>
           <w:sz w:val="28"/>
           <w:szCs w:val="28"/>
